--- a/Fase 1/Evidencias Grupales/1.5_GuiaEstudiante_Fase 1_Definicion Proyecto APT.docx
+++ b/Fase 1/Evidencias Grupales/1.5_GuiaEstudiante_Fase 1_Definicion Proyecto APT.docx
@@ -1,6 +1,6 @@
 
 <file path=word/document.xml><?xml version="1.0" encoding="utf-8"?>
-<w:document xmlns:wpc="http://schemas.microsoft.com/office/word/2010/wordprocessingCanvas" xmlns:cx="http://schemas.microsoft.com/office/drawing/2014/chartex" xmlns:cx1="http://schemas.microsoft.com/office/drawing/2015/9/8/chartex" xmlns:cx2="http://schemas.microsoft.com/office/drawing/2015/10/21/chartex" xmlns:cx3="http://schemas.microsoft.com/office/drawing/2016/5/9/chartex" xmlns:cx4="http://schemas.microsoft.com/office/drawing/2016/5/10/chartex" xmlns:cx5="http://schemas.microsoft.com/office/drawing/2016/5/11/chartex" xmlns:cx6="http://schemas.microsoft.com/office/drawing/2016/5/12/chartex" xmlns:cx7="http://schemas.microsoft.com/office/drawing/2016/5/13/chartex" xmlns:cx8="http://schemas.microsoft.com/office/drawing/2016/5/14/chartex" xmlns:mc="http://schemas.openxmlformats.org/markup-compatibility/2006" xmlns:aink="http://schemas.microsoft.com/office/drawing/2016/ink" xmlns:am3d="http://schemas.microsoft.com/office/drawing/2017/model3d" xmlns:o="urn:schemas-microsoft-com:office:office" xmlns:oel="http://schemas.microsoft.com/office/2019/extlst" xmlns:r="http://schemas.openxmlformats.org/officeDocument/2006/relationships" xmlns:m="http://schemas.openxmlformats.org/officeDocument/2006/math" xmlns:v="urn:schemas-microsoft-com:vml" xmlns:wp14="http://schemas.microsoft.com/office/word/2010/wordprocessingDrawing" xmlns:wp="http://schemas.openxmlformats.org/drawingml/2006/wordprocessingDrawing" xmlns:w10="urn:schemas-microsoft-com:office:word" xmlns:w="http://schemas.openxmlformats.org/wordprocessingml/2006/main" xmlns:w14="http://schemas.microsoft.com/office/word/2010/wordml" xmlns:w15="http://schemas.microsoft.com/office/word/2012/wordml" xmlns:w16cex="http://schemas.microsoft.com/office/word/2018/wordml/cex" xmlns:w16cid="http://schemas.microsoft.com/office/word/2016/wordml/cid" xmlns:w16="http://schemas.microsoft.com/office/word/2018/wordml" xmlns:w16du="http://schemas.microsoft.com/office/word/2023/wordml/word16du" xmlns:w16sdtdh="http://schemas.microsoft.com/office/word/2020/wordml/sdtdatahash" xmlns:w16sdtfl="http://schemas.microsoft.com/office/word/2024/wordml/sdtformatlock" xmlns:w16se="http://schemas.microsoft.com/office/word/2015/wordml/symex" xmlns:wpg="http://schemas.microsoft.com/office/word/2010/wordprocessingGroup" xmlns:wpi="http://schemas.microsoft.com/office/word/2010/wordprocessingInk" xmlns:wne="http://schemas.microsoft.com/office/word/2006/wordml" xmlns:wps="http://schemas.microsoft.com/office/word/2010/wordprocessingShape" mc:Ignorable="w14 w15 w16se w16cid w16 w16cex w16sdtdh w16sdtfl w16du wp14">
+<w:document xmlns:wpc="http://schemas.microsoft.com/office/word/2010/wordprocessingCanvas" xmlns:cx="http://schemas.microsoft.com/office/drawing/2014/chartex" xmlns:cx1="http://schemas.microsoft.com/office/drawing/2015/9/8/chartex" xmlns:cx2="http://schemas.microsoft.com/office/drawing/2015/10/21/chartex" xmlns:cx3="http://schemas.microsoft.com/office/drawing/2016/5/9/chartex" xmlns:cx4="http://schemas.microsoft.com/office/drawing/2016/5/10/chartex" xmlns:cx5="http://schemas.microsoft.com/office/drawing/2016/5/11/chartex" xmlns:cx6="http://schemas.microsoft.com/office/drawing/2016/5/12/chartex" xmlns:cx7="http://schemas.microsoft.com/office/drawing/2016/5/13/chartex" xmlns:cx8="http://schemas.microsoft.com/office/drawing/2016/5/14/chartex" xmlns:mc="http://schemas.openxmlformats.org/markup-compatibility/2006" xmlns:aink="http://schemas.microsoft.com/office/drawing/2016/ink" xmlns:am3d="http://schemas.microsoft.com/office/drawing/2017/model3d" xmlns:o="urn:schemas-microsoft-com:office:office" xmlns:oel="http://schemas.microsoft.com/office/2019/extlst" xmlns:r="http://schemas.openxmlformats.org/officeDocument/2006/relationships" xmlns:m="http://schemas.openxmlformats.org/officeDocument/2006/math" xmlns:v="urn:schemas-microsoft-com:vml" xmlns:wp14="http://schemas.microsoft.com/office/word/2010/wordprocessingDrawing" xmlns:wp="http://schemas.openxmlformats.org/drawingml/2006/wordprocessingDrawing" xmlns:w10="urn:schemas-microsoft-com:office:word" xmlns:w="http://schemas.openxmlformats.org/wordprocessingml/2006/main" xmlns:w14="http://schemas.microsoft.com/office/word/2010/wordml" xmlns:w15="http://schemas.microsoft.com/office/word/2012/wordml" xmlns:w16cex="http://schemas.microsoft.com/office/word/2018/wordml/cex" xmlns:w16cid="http://schemas.microsoft.com/office/word/2016/wordml/cid" xmlns:w16="http://schemas.microsoft.com/office/word/2018/wordml" xmlns:w16du="http://schemas.microsoft.com/office/word/2023/wordml/word16du" xmlns:w16sdtdh="http://schemas.microsoft.com/office/word/2020/wordml/sdtdatahash" xmlns:w16se="http://schemas.microsoft.com/office/word/2015/wordml/symex" xmlns:wpg="http://schemas.microsoft.com/office/word/2010/wordprocessingGroup" xmlns:wpi="http://schemas.microsoft.com/office/word/2010/wordprocessingInk" xmlns:wne="http://schemas.microsoft.com/office/word/2006/wordml" xmlns:wps="http://schemas.microsoft.com/office/word/2010/wordprocessingShape" mc:Ignorable="w14 w15 w16se w16cid w16 w16cex w16sdtdh w16du wp14">
   <w:body>
     <w:p>
       <w:r>
@@ -560,6 +560,12 @@
                 <w:b/>
               </w:rPr>
             </w:pPr>
+            <w:r>
+              <w:rPr>
+                <w:b/>
+              </w:rPr>
+              <w:t>Tomas Catalán Madariaga</w:t>
+            </w:r>
           </w:p>
         </w:tc>
       </w:tr>
@@ -599,6 +605,12 @@
                 <w:b/>
               </w:rPr>
             </w:pPr>
+            <w:r>
+              <w:rPr>
+                <w:b/>
+              </w:rPr>
+              <w:t>20.143.762-8</w:t>
+            </w:r>
           </w:p>
         </w:tc>
       </w:tr>
@@ -759,6 +771,12 @@
                 <w:b/>
               </w:rPr>
             </w:pPr>
+            <w:r>
+              <w:rPr>
+                <w:b/>
+              </w:rPr>
+              <w:t>David Muñoz Bravo</w:t>
+            </w:r>
           </w:p>
         </w:tc>
       </w:tr>
@@ -798,6 +816,12 @@
                 <w:b/>
               </w:rPr>
             </w:pPr>
+            <w:r>
+              <w:rPr>
+                <w:b/>
+              </w:rPr>
+              <w:t>18.062.691-3</w:t>
+            </w:r>
           </w:p>
         </w:tc>
       </w:tr>
@@ -954,10 +978,17 @@
           </w:tcPr>
           <w:p>
             <w:pPr>
-              <w:rPr>
-                <w:b/>
-              </w:rPr>
-            </w:pPr>
+              <w:ind w:left="708" w:hanging="708"/>
+              <w:rPr>
+                <w:b/>
+              </w:rPr>
+            </w:pPr>
+            <w:r>
+              <w:rPr>
+                <w:b/>
+              </w:rPr>
+              <w:t>Héctor Sanhueza Castro</w:t>
+            </w:r>
           </w:p>
         </w:tc>
       </w:tr>
@@ -997,6 +1028,12 @@
                 <w:b/>
               </w:rPr>
             </w:pPr>
+            <w:r>
+              <w:rPr>
+                <w:b/>
+              </w:rPr>
+              <w:t>20.040.939-6</w:t>
+            </w:r>
           </w:p>
         </w:tc>
       </w:tr>
@@ -1549,7 +1586,55 @@
                 <w:szCs w:val="20"/>
                 <w:lang w:eastAsia="es-CL"/>
               </w:rPr>
-              <w:t xml:space="preserve">Desarrollo de software (Front End, Back End, </w:t>
+              <w:t xml:space="preserve">Desarrollo de software (Front </w:t>
+            </w:r>
+            <w:proofErr w:type="spellStart"/>
+            <w:r>
+              <w:rPr>
+                <w:rFonts w:ascii="Calibri" w:hAnsi="Calibri" w:cs="Arial"/>
+                <w:i/>
+                <w:color w:val="548DD4"/>
+                <w:sz w:val="20"/>
+                <w:szCs w:val="20"/>
+                <w:lang w:eastAsia="es-CL"/>
+              </w:rPr>
+              <w:t>End</w:t>
+            </w:r>
+            <w:proofErr w:type="spellEnd"/>
+            <w:r>
+              <w:rPr>
+                <w:rFonts w:ascii="Calibri" w:hAnsi="Calibri" w:cs="Arial"/>
+                <w:i/>
+                <w:color w:val="548DD4"/>
+                <w:sz w:val="20"/>
+                <w:szCs w:val="20"/>
+                <w:lang w:eastAsia="es-CL"/>
+              </w:rPr>
+              <w:t xml:space="preserve">, Back </w:t>
+            </w:r>
+            <w:proofErr w:type="spellStart"/>
+            <w:r>
+              <w:rPr>
+                <w:rFonts w:ascii="Calibri" w:hAnsi="Calibri" w:cs="Arial"/>
+                <w:i/>
+                <w:color w:val="548DD4"/>
+                <w:sz w:val="20"/>
+                <w:szCs w:val="20"/>
+                <w:lang w:eastAsia="es-CL"/>
+              </w:rPr>
+              <w:t>End</w:t>
+            </w:r>
+            <w:proofErr w:type="spellEnd"/>
+            <w:r>
+              <w:rPr>
+                <w:rFonts w:ascii="Calibri" w:hAnsi="Calibri" w:cs="Arial"/>
+                <w:i/>
+                <w:color w:val="548DD4"/>
+                <w:sz w:val="20"/>
+                <w:szCs w:val="20"/>
+                <w:lang w:eastAsia="es-CL"/>
+              </w:rPr>
+              <w:t xml:space="preserve">, </w:t>
             </w:r>
             <w:proofErr w:type="spellStart"/>
             <w:r>
@@ -1589,6 +1674,7 @@
           </w:tcPr>
           <w:p>
             <w:pPr>
+              <w:ind w:left="708" w:hanging="708"/>
               <w:rPr>
                 <w:rFonts w:ascii="Calibri" w:hAnsi="Calibri"/>
                 <w:color w:val="1F3864" w:themeColor="accent1" w:themeShade="80"/>
@@ -1604,6 +1690,7 @@
           </w:p>
           <w:p>
             <w:pPr>
+              <w:ind w:left="708" w:hanging="708"/>
               <w:rPr>
                 <w:rFonts w:ascii="Calibri" w:hAnsi="Calibri"/>
                 <w:color w:val="1F3864" w:themeColor="accent1" w:themeShade="80"/>
@@ -1623,6 +1710,7 @@
                 <w:ilvl w:val="0"/>
                 <w:numId w:val="5"/>
               </w:numPr>
+              <w:ind w:left="708" w:hanging="708"/>
               <w:rPr>
                 <w:rFonts w:ascii="Calibri" w:hAnsi="Calibri" w:cs="Arial"/>
                 <w:i/>
@@ -1643,33 +1731,7 @@
                 <w:szCs w:val="20"/>
                 <w:lang w:eastAsia="es-CL"/>
               </w:rPr>
-              <w:t xml:space="preserve">Ofrecer propuestas de solución informática analizando de forma integral los procesos </w:t>
-            </w:r>
-            <w:proofErr w:type="gramStart"/>
-            <w:r>
-              <w:rPr>
-                <w:rFonts w:ascii="Calibri" w:hAnsi="Calibri" w:cs="Arial"/>
-                <w:i/>
-                <w:iCs/>
-                <w:color w:val="548DD4"/>
-                <w:sz w:val="20"/>
-                <w:szCs w:val="20"/>
-                <w:lang w:eastAsia="es-CL"/>
-              </w:rPr>
-              <w:t>de acuerdo a</w:t>
-            </w:r>
-            <w:proofErr w:type="gramEnd"/>
-            <w:r>
-              <w:rPr>
-                <w:rFonts w:ascii="Calibri" w:hAnsi="Calibri" w:cs="Arial"/>
-                <w:i/>
-                <w:iCs/>
-                <w:color w:val="548DD4"/>
-                <w:sz w:val="20"/>
-                <w:szCs w:val="20"/>
-                <w:lang w:eastAsia="es-CL"/>
-              </w:rPr>
-              <w:t xml:space="preserve"> los requerimientos de la organización.</w:t>
+              <w:t>Ofrecer propuestas de solución informática analizando de forma integral los procesos de acuerdo a los requerimientos de la organización.</w:t>
             </w:r>
           </w:p>
           <w:p>
@@ -1678,6 +1740,7 @@
                 <w:ilvl w:val="0"/>
                 <w:numId w:val="5"/>
               </w:numPr>
+              <w:ind w:left="708" w:hanging="708"/>
               <w:rPr>
                 <w:rFonts w:ascii="Calibri" w:hAnsi="Calibri" w:cs="Arial"/>
                 <w:i/>
@@ -1707,6 +1770,7 @@
                 <w:ilvl w:val="0"/>
                 <w:numId w:val="5"/>
               </w:numPr>
+              <w:ind w:left="708" w:hanging="708"/>
               <w:rPr>
                 <w:rFonts w:ascii="Calibri" w:hAnsi="Calibri" w:cs="Arial"/>
                 <w:i/>
@@ -1736,6 +1800,7 @@
                 <w:ilvl w:val="0"/>
                 <w:numId w:val="5"/>
               </w:numPr>
+              <w:ind w:left="708" w:hanging="708"/>
               <w:rPr>
                 <w:rFonts w:ascii="Calibri" w:hAnsi="Calibri" w:cs="Arial"/>
                 <w:i/>
@@ -1756,33 +1821,7 @@
                 <w:szCs w:val="20"/>
                 <w:lang w:eastAsia="es-CL"/>
               </w:rPr>
-              <w:t xml:space="preserve">Programar consultas o rutinas para manipular información de una base de datos </w:t>
-            </w:r>
-            <w:proofErr w:type="gramStart"/>
-            <w:r>
-              <w:rPr>
-                <w:rFonts w:ascii="Calibri" w:hAnsi="Calibri" w:cs="Arial"/>
-                <w:i/>
-                <w:iCs/>
-                <w:color w:val="548DD4"/>
-                <w:sz w:val="20"/>
-                <w:szCs w:val="20"/>
-                <w:lang w:eastAsia="es-CL"/>
-              </w:rPr>
-              <w:t>de acuerdo a</w:t>
-            </w:r>
-            <w:proofErr w:type="gramEnd"/>
-            <w:r>
-              <w:rPr>
-                <w:rFonts w:ascii="Calibri" w:hAnsi="Calibri" w:cs="Arial"/>
-                <w:i/>
-                <w:iCs/>
-                <w:color w:val="548DD4"/>
-                <w:sz w:val="20"/>
-                <w:szCs w:val="20"/>
-                <w:lang w:eastAsia="es-CL"/>
-              </w:rPr>
-              <w:t xml:space="preserve"> los requerimientos de la organización.</w:t>
+              <w:t>Programar consultas o rutinas para manipular información de una base de datos de acuerdo a los requerimientos de la organización.</w:t>
             </w:r>
           </w:p>
           <w:p>
@@ -1791,6 +1830,7 @@
                 <w:ilvl w:val="0"/>
                 <w:numId w:val="5"/>
               </w:numPr>
+              <w:ind w:left="708" w:hanging="708"/>
               <w:rPr>
                 <w:rFonts w:ascii="Calibri" w:hAnsi="Calibri" w:cs="Arial"/>
                 <w:i/>
@@ -1820,6 +1860,7 @@
                 <w:ilvl w:val="0"/>
                 <w:numId w:val="5"/>
               </w:numPr>
+              <w:ind w:left="708" w:hanging="708"/>
               <w:rPr>
                 <w:rFonts w:ascii="Calibri" w:hAnsi="Calibri" w:cs="Arial"/>
                 <w:i/>
@@ -1849,6 +1890,7 @@
                 <w:ilvl w:val="0"/>
                 <w:numId w:val="5"/>
               </w:numPr>
+              <w:ind w:left="708" w:hanging="708"/>
               <w:rPr>
                 <w:rFonts w:ascii="Calibri" w:hAnsi="Calibri" w:cs="Arial"/>
                 <w:i/>
@@ -1878,6 +1920,7 @@
                 <w:ilvl w:val="0"/>
                 <w:numId w:val="5"/>
               </w:numPr>
+              <w:ind w:left="708" w:hanging="708"/>
               <w:rPr>
                 <w:rFonts w:ascii="Calibri" w:hAnsi="Calibri" w:cs="Arial"/>
                 <w:i/>
@@ -1898,33 +1941,7 @@
                 <w:szCs w:val="20"/>
                 <w:lang w:eastAsia="es-CL"/>
               </w:rPr>
-              <w:t xml:space="preserve">Implementar soluciones sistémicas integrales para automatizar u optimizar procesos de negocio </w:t>
-            </w:r>
-            <w:proofErr w:type="gramStart"/>
-            <w:r>
-              <w:rPr>
-                <w:rFonts w:ascii="Calibri" w:hAnsi="Calibri" w:cs="Arial"/>
-                <w:i/>
-                <w:iCs/>
-                <w:color w:val="548DD4"/>
-                <w:sz w:val="20"/>
-                <w:szCs w:val="20"/>
-                <w:lang w:eastAsia="es-CL"/>
-              </w:rPr>
-              <w:t>de acuerdo a</w:t>
-            </w:r>
-            <w:proofErr w:type="gramEnd"/>
-            <w:r>
-              <w:rPr>
-                <w:rFonts w:ascii="Calibri" w:hAnsi="Calibri" w:cs="Arial"/>
-                <w:i/>
-                <w:iCs/>
-                <w:color w:val="548DD4"/>
-                <w:sz w:val="20"/>
-                <w:szCs w:val="20"/>
-                <w:lang w:eastAsia="es-CL"/>
-              </w:rPr>
-              <w:t xml:space="preserve"> las necesidades de la organización.</w:t>
+              <w:t>Implementar soluciones sistémicas integrales para automatizar u optimizar procesos de negocio de acuerdo a las necesidades de la organización.</w:t>
             </w:r>
           </w:p>
           <w:p>
@@ -1933,6 +1950,7 @@
                 <w:ilvl w:val="0"/>
                 <w:numId w:val="5"/>
               </w:numPr>
+              <w:ind w:left="708" w:hanging="708"/>
               <w:rPr>
                 <w:rFonts w:ascii="Calibri" w:hAnsi="Calibri" w:cs="Arial"/>
                 <w:i/>
@@ -1953,33 +1971,7 @@
                 <w:szCs w:val="20"/>
                 <w:lang w:eastAsia="es-CL"/>
               </w:rPr>
-              <w:t xml:space="preserve">Gestionar proyectos informáticos, ofreciendo alternativas para la toma de decisiones </w:t>
-            </w:r>
-            <w:proofErr w:type="gramStart"/>
-            <w:r>
-              <w:rPr>
-                <w:rFonts w:ascii="Calibri" w:hAnsi="Calibri" w:cs="Arial"/>
-                <w:i/>
-                <w:iCs/>
-                <w:color w:val="548DD4"/>
-                <w:sz w:val="20"/>
-                <w:szCs w:val="20"/>
-                <w:lang w:eastAsia="es-CL"/>
-              </w:rPr>
-              <w:t>de acuerdo a</w:t>
-            </w:r>
-            <w:proofErr w:type="gramEnd"/>
-            <w:r>
-              <w:rPr>
-                <w:rFonts w:ascii="Calibri" w:hAnsi="Calibri" w:cs="Arial"/>
-                <w:i/>
-                <w:iCs/>
-                <w:color w:val="548DD4"/>
-                <w:sz w:val="20"/>
-                <w:szCs w:val="20"/>
-                <w:lang w:eastAsia="es-CL"/>
-              </w:rPr>
-              <w:t xml:space="preserve"> los requerimientos de la organización.</w:t>
+              <w:t>Gestionar proyectos informáticos, ofreciendo alternativas para la toma de decisiones de acuerdo a los requerimientos de la organización.</w:t>
             </w:r>
           </w:p>
           <w:p>
@@ -1988,6 +1980,7 @@
                 <w:ilvl w:val="0"/>
                 <w:numId w:val="5"/>
               </w:numPr>
+              <w:ind w:left="708" w:hanging="708"/>
               <w:rPr>
                 <w:rFonts w:ascii="Calibri" w:hAnsi="Calibri" w:cs="Arial"/>
                 <w:i/>
@@ -2008,33 +2001,7 @@
                 <w:szCs w:val="20"/>
                 <w:lang w:eastAsia="es-CL"/>
               </w:rPr>
-              <w:t xml:space="preserve">Desarrollar la transformación de grandes volúmenes de datos para la obtención de información y conocimiento de la organización a fin de apoyar la toma de decisiones y la mejora de los procesos de negocio, </w:t>
-            </w:r>
-            <w:proofErr w:type="gramStart"/>
-            <w:r>
-              <w:rPr>
-                <w:rFonts w:ascii="Calibri" w:hAnsi="Calibri" w:cs="Arial"/>
-                <w:i/>
-                <w:iCs/>
-                <w:color w:val="548DD4"/>
-                <w:sz w:val="20"/>
-                <w:szCs w:val="20"/>
-                <w:lang w:eastAsia="es-CL"/>
-              </w:rPr>
-              <w:t>de acuerdo a</w:t>
-            </w:r>
-            <w:proofErr w:type="gramEnd"/>
-            <w:r>
-              <w:rPr>
-                <w:rFonts w:ascii="Calibri" w:hAnsi="Calibri" w:cs="Arial"/>
-                <w:i/>
-                <w:iCs/>
-                <w:color w:val="548DD4"/>
-                <w:sz w:val="20"/>
-                <w:szCs w:val="20"/>
-                <w:lang w:eastAsia="es-CL"/>
-              </w:rPr>
-              <w:t xml:space="preserve"> las necesidades de la organización.</w:t>
+              <w:t>Desarrollar la transformación de grandes volúmenes de datos para la obtención de información y conocimiento de la organización a fin de apoyar la toma de decisiones y la mejora de los procesos de negocio, de acuerdo a las necesidades de la organización.</w:t>
             </w:r>
           </w:p>
         </w:tc>
@@ -2234,12 +2201,9 @@
                 <w:szCs w:val="20"/>
                 <w:lang w:eastAsia="es-CL"/>
               </w:rPr>
-              <w:t>El proyecto APT busca abordar la problemática asociada al procesamiento manual de información de registros de deudores, proceso que requiere recibir, revisar, validar, cruzar y analizar grandes volúmenes de datos provenientes de la Tesorería General de la República y contrastarlos con información disponible en BancoEstado. Estas actividades pueden generar errores, duplicidad de tareas, dificultades para detectar inconsistencias y una limitada trazabilidad de los procesos realizados.</w:t>
-            </w:r>
-          </w:p>
-          <w:p>
-            <w:pPr>
-              <w:jc w:val="both"/>
+              <w:t xml:space="preserve">El proyecto APT busca abordar la problemática asociada al procesamiento manual de información de registros de deudores, proceso que requiere recibir, revisar, validar, cruzar y analizar grandes volúmenes de datos provenientes de la Tesorería General de la República y contrastarlos con información disponible en </w:t>
+            </w:r>
+            <w:r>
               <w:rPr>
                 <w:rFonts w:ascii="Calibri" w:hAnsi="Calibri" w:cs="Arial"/>
                 <w:i/>
@@ -2249,7 +2213,8 @@
                 <w:szCs w:val="20"/>
                 <w:lang w:eastAsia="es-CL"/>
               </w:rPr>
-            </w:pPr>
+              <w:t>Banco</w:t>
+            </w:r>
             <w:r>
               <w:rPr>
                 <w:rFonts w:ascii="Calibri" w:hAnsi="Calibri" w:cs="Arial"/>
@@ -2260,7 +2225,81 @@
                 <w:szCs w:val="20"/>
                 <w:lang w:eastAsia="es-CL"/>
               </w:rPr>
-              <w:t>La problemática se sitúa en el contexto de BancoEstado, impactando principalmente a las áreas responsables del procesamiento y gestión de esta información, así como indirectamente a los clientes involucrados en el proceso. La automatización resulta relevante para el campo laboral de la Ingeniería en Informática, ya que permite aplicar conocimientos de desarrollo de software, bases de datos, procesos ETL, validación de información, análisis de datos e Inteligencia Artificial para resolver una necesidad concreta de una organización.</w:t>
+              <w:t>. Estas actividades pueden generar errores, duplicidad de tareas, dificultades para detectar inconsistencias y una limitada trazabilidad de los procesos realizados.</w:t>
+            </w:r>
+          </w:p>
+          <w:p>
+            <w:pPr>
+              <w:jc w:val="both"/>
+              <w:rPr>
+                <w:rFonts w:ascii="Calibri" w:hAnsi="Calibri" w:cs="Arial"/>
+                <w:i/>
+                <w:iCs/>
+                <w:color w:val="548DD4"/>
+                <w:sz w:val="20"/>
+                <w:szCs w:val="20"/>
+                <w:lang w:eastAsia="es-CL"/>
+              </w:rPr>
+            </w:pPr>
+            <w:r>
+              <w:rPr>
+                <w:rFonts w:ascii="Calibri" w:hAnsi="Calibri" w:cs="Arial"/>
+                <w:i/>
+                <w:iCs/>
+                <w:color w:val="548DD4"/>
+                <w:sz w:val="20"/>
+                <w:szCs w:val="20"/>
+                <w:lang w:eastAsia="es-CL"/>
+              </w:rPr>
+              <w:t>La problemática se sitúa en el contexto de</w:t>
+            </w:r>
+            <w:r>
+              <w:rPr>
+                <w:rFonts w:ascii="Calibri" w:hAnsi="Calibri" w:cs="Arial"/>
+                <w:i/>
+                <w:iCs/>
+                <w:color w:val="548DD4"/>
+                <w:sz w:val="20"/>
+                <w:szCs w:val="20"/>
+                <w:lang w:eastAsia="es-CL"/>
+              </w:rPr>
+              <w:t xml:space="preserve"> un</w:t>
+            </w:r>
+            <w:r>
+              <w:rPr>
+                <w:rFonts w:ascii="Calibri" w:hAnsi="Calibri" w:cs="Arial"/>
+                <w:i/>
+                <w:iCs/>
+                <w:color w:val="548DD4"/>
+                <w:sz w:val="20"/>
+                <w:szCs w:val="20"/>
+                <w:lang w:eastAsia="es-CL"/>
+              </w:rPr>
+              <w:t xml:space="preserve"> </w:t>
+            </w:r>
+            <w:r>
+              <w:rPr>
+                <w:rFonts w:ascii="Calibri" w:hAnsi="Calibri" w:cs="Arial"/>
+                <w:i/>
+                <w:iCs/>
+                <w:color w:val="548DD4"/>
+                <w:sz w:val="20"/>
+                <w:szCs w:val="20"/>
+                <w:lang w:eastAsia="es-CL"/>
+              </w:rPr>
+              <w:t>Banco</w:t>
+            </w:r>
+            <w:r>
+              <w:rPr>
+                <w:rFonts w:ascii="Calibri" w:hAnsi="Calibri" w:cs="Arial"/>
+                <w:i/>
+                <w:iCs/>
+                <w:color w:val="548DD4"/>
+                <w:sz w:val="20"/>
+                <w:szCs w:val="20"/>
+                <w:lang w:eastAsia="es-CL"/>
+              </w:rPr>
+              <w:t>, impactando principalmente a las áreas responsables del procesamiento y gestión de esta información, así como indirectamente a los clientes involucrados en el proceso. La automatización resulta relevante para el campo laboral de la Ingeniería en Informática, ya que permite aplicar conocimientos de desarrollo de software, bases de datos, procesos ETL, validación de información, análisis de datos e Inteligencia Artificial para resolver una necesidad concreta de una organización.</w:t>
             </w:r>
           </w:p>
           <w:p>
@@ -2349,7 +2388,29 @@
                 <w:szCs w:val="20"/>
                 <w:lang w:eastAsia="es-CL"/>
               </w:rPr>
-              <w:t>El proyecto APT tiene como objetivo desarrollar una plataforma informática que automatice el procesamiento de información de registros de deudores, desde su recepción y validación hasta el cruce con las bases de datos de BancoEstado y la generación de reportes.</w:t>
+              <w:t xml:space="preserve">El proyecto APT tiene como objetivo desarrollar una plataforma informática que automatice el procesamiento de información de registros de deudores, desde su recepción y validación hasta el cruce con las bases de datos de </w:t>
+            </w:r>
+            <w:r>
+              <w:rPr>
+                <w:rFonts w:ascii="Calibri" w:hAnsi="Calibri" w:cs="Arial"/>
+                <w:i/>
+                <w:color w:val="548DD4"/>
+                <w:sz w:val="20"/>
+                <w:szCs w:val="20"/>
+                <w:lang w:eastAsia="es-CL"/>
+              </w:rPr>
+              <w:t>Banco</w:t>
+            </w:r>
+            <w:r>
+              <w:rPr>
+                <w:rFonts w:ascii="Calibri" w:hAnsi="Calibri" w:cs="Arial"/>
+                <w:i/>
+                <w:color w:val="548DD4"/>
+                <w:sz w:val="20"/>
+                <w:szCs w:val="20"/>
+                <w:lang w:eastAsia="es-CL"/>
+              </w:rPr>
+              <w:t xml:space="preserve"> y la generación de reportes.</w:t>
             </w:r>
           </w:p>
           <w:p>
@@ -2439,7 +2500,6 @@
               </w:rPr>
               <w:t xml:space="preserve">El </w:t>
             </w:r>
-            <w:proofErr w:type="gramStart"/>
             <w:r>
               <w:rPr>
                 <w:rFonts w:ascii="Calibri" w:hAnsi="Calibri" w:cs="Arial"/>
@@ -2449,9 +2509,8 @@
                 <w:szCs w:val="20"/>
                 <w:lang w:eastAsia="es-CL"/>
               </w:rPr>
-              <w:t>proyecto  se</w:t>
-            </w:r>
-            <w:proofErr w:type="gramEnd"/>
+              <w:t>proyecto se</w:t>
+            </w:r>
             <w:r>
               <w:rPr>
                 <w:rFonts w:ascii="Calibri" w:hAnsi="Calibri" w:cs="Arial"/>
@@ -2707,7 +2766,152 @@
                 <w:szCs w:val="20"/>
                 <w:lang w:eastAsia="es-CL"/>
               </w:rPr>
-              <w:t>Consideramos que el Proyecto APT es factible de desarrollar dentro de las 18 semanas establecidas para el semestre. Se contempla un período de desarrollo y avance progresivo del proyecto, reservando las semanas 16, 17 y 18 para realizar pruebas finales, correcciones, documentación, últimos ajustes y preparación de la presentación.</w:t>
+              <w:t>Consideramos que el Proyecto APT es factible de desarrollar</w:t>
+            </w:r>
+            <w:r>
+              <w:rPr>
+                <w:rFonts w:ascii="Calibri" w:hAnsi="Calibri" w:cs="Arial"/>
+                <w:i/>
+                <w:color w:val="548DD4"/>
+                <w:sz w:val="20"/>
+                <w:szCs w:val="20"/>
+                <w:lang w:eastAsia="es-CL"/>
+              </w:rPr>
+              <w:t xml:space="preserve">, iniciando con la fase 1 que tendrá una duración de 4 </w:t>
+            </w:r>
+            <w:proofErr w:type="gramStart"/>
+            <w:r>
+              <w:rPr>
+                <w:rFonts w:ascii="Calibri" w:hAnsi="Calibri" w:cs="Arial"/>
+                <w:i/>
+                <w:color w:val="548DD4"/>
+                <w:sz w:val="20"/>
+                <w:szCs w:val="20"/>
+                <w:lang w:eastAsia="es-CL"/>
+              </w:rPr>
+              <w:t xml:space="preserve">semanas, </w:t>
+            </w:r>
+            <w:r>
+              <w:rPr>
+                <w:rFonts w:ascii="Calibri" w:hAnsi="Calibri" w:cs="Arial"/>
+                <w:i/>
+                <w:color w:val="548DD4"/>
+                <w:sz w:val="20"/>
+                <w:szCs w:val="20"/>
+                <w:lang w:eastAsia="es-CL"/>
+              </w:rPr>
+              <w:t xml:space="preserve"> l</w:t>
+            </w:r>
+            <w:r>
+              <w:rPr>
+                <w:rFonts w:ascii="Calibri" w:hAnsi="Calibri" w:cs="Arial"/>
+                <w:i/>
+                <w:color w:val="548DD4"/>
+                <w:sz w:val="20"/>
+                <w:szCs w:val="20"/>
+                <w:lang w:eastAsia="es-CL"/>
+              </w:rPr>
+              <w:t>a</w:t>
+            </w:r>
+            <w:r>
+              <w:rPr>
+                <w:rFonts w:ascii="Calibri" w:hAnsi="Calibri" w:cs="Arial"/>
+                <w:i/>
+                <w:color w:val="548DD4"/>
+                <w:sz w:val="20"/>
+                <w:szCs w:val="20"/>
+                <w:lang w:eastAsia="es-CL"/>
+              </w:rPr>
+              <w:t>s</w:t>
+            </w:r>
+            <w:proofErr w:type="gramEnd"/>
+            <w:r>
+              <w:rPr>
+                <w:rFonts w:ascii="Calibri" w:hAnsi="Calibri" w:cs="Arial"/>
+                <w:i/>
+                <w:color w:val="548DD4"/>
+                <w:sz w:val="20"/>
+                <w:szCs w:val="20"/>
+                <w:lang w:eastAsia="es-CL"/>
+              </w:rPr>
+              <w:t xml:space="preserve"> 1</w:t>
+            </w:r>
+            <w:r>
+              <w:rPr>
+                <w:rFonts w:ascii="Calibri" w:hAnsi="Calibri" w:cs="Arial"/>
+                <w:i/>
+                <w:color w:val="548DD4"/>
+                <w:sz w:val="20"/>
+                <w:szCs w:val="20"/>
+                <w:lang w:eastAsia="es-CL"/>
+              </w:rPr>
+              <w:t>0</w:t>
+            </w:r>
+            <w:r>
+              <w:rPr>
+                <w:rFonts w:ascii="Calibri" w:hAnsi="Calibri" w:cs="Arial"/>
+                <w:i/>
+                <w:color w:val="548DD4"/>
+                <w:sz w:val="20"/>
+                <w:szCs w:val="20"/>
+                <w:lang w:eastAsia="es-CL"/>
+              </w:rPr>
+              <w:t xml:space="preserve"> semanas</w:t>
+            </w:r>
+            <w:r>
+              <w:rPr>
+                <w:rFonts w:ascii="Calibri" w:hAnsi="Calibri" w:cs="Arial"/>
+                <w:i/>
+                <w:color w:val="548DD4"/>
+                <w:sz w:val="20"/>
+                <w:szCs w:val="20"/>
+                <w:lang w:eastAsia="es-CL"/>
+              </w:rPr>
+              <w:t xml:space="preserve"> siguientes son</w:t>
+            </w:r>
+            <w:r>
+              <w:rPr>
+                <w:rFonts w:ascii="Calibri" w:hAnsi="Calibri" w:cs="Arial"/>
+                <w:i/>
+                <w:color w:val="548DD4"/>
+                <w:sz w:val="20"/>
+                <w:szCs w:val="20"/>
+                <w:lang w:eastAsia="es-CL"/>
+              </w:rPr>
+              <w:t xml:space="preserve"> establecidas para </w:t>
+            </w:r>
+            <w:r>
+              <w:rPr>
+                <w:rFonts w:ascii="Calibri" w:hAnsi="Calibri" w:cs="Arial"/>
+                <w:i/>
+                <w:color w:val="548DD4"/>
+                <w:sz w:val="20"/>
+                <w:szCs w:val="20"/>
+                <w:lang w:eastAsia="es-CL"/>
+              </w:rPr>
+              <w:t>la fase 2</w:t>
+            </w:r>
+            <w:r>
+              <w:rPr>
+                <w:rFonts w:ascii="Calibri" w:hAnsi="Calibri" w:cs="Arial"/>
+                <w:i/>
+                <w:color w:val="548DD4"/>
+                <w:sz w:val="20"/>
+                <w:szCs w:val="20"/>
+                <w:lang w:eastAsia="es-CL"/>
+              </w:rPr>
+              <w:t xml:space="preserve"> y s</w:t>
+            </w:r>
+            <w:r>
+              <w:rPr>
+                <w:rFonts w:ascii="Calibri" w:hAnsi="Calibri" w:cs="Arial"/>
+                <w:i/>
+                <w:color w:val="548DD4"/>
+                <w:sz w:val="20"/>
+                <w:szCs w:val="20"/>
+                <w:lang w:eastAsia="es-CL"/>
+              </w:rPr>
+              <w:t>e contempla un período de desarrollo y avance progresivo del proyecto, reservando las semanas 16, 17 y 18 para realizar pruebas finales, correcciones, documentación, últimos ajustes y preparación de la presentación.</w:t>
             </w:r>
           </w:p>
           <w:p>
@@ -3028,7 +3232,7 @@
                 <w:szCs w:val="20"/>
                 <w:lang w:eastAsia="es-CL"/>
               </w:rPr>
-              <w:t>Desarrollar una plataforma informática que automatice el procesamiento, validación, análisis y generación de información asociada a registros de deudores, mediante procesos ETL, reglas de negocio, trazabilidad, reportes parametrizables y herramientas de análisis inteligente.</w:t>
+              <w:t>Desarrollar una plataforma informática que integre la información de registros de deudores proveniente de la Tesorería General de la República con las bases de datos del Banco, automatizando su procesamiento, validación, análisis y generación de reportes mediante procesos ETL, reglas de negocio, mecanismos de trazabilidad y herramientas de análisis inteligente.</w:t>
             </w:r>
           </w:p>
         </w:tc>
@@ -3103,7 +3307,7 @@
                 <w:szCs w:val="20"/>
                 <w:lang w:eastAsia="es-CL"/>
               </w:rPr>
-              <w:t>Diseñar un proceso ETL capaz de recibir, transformar y cargar información proveniente de diferentes formatos de archivos.</w:t>
+              <w:t xml:space="preserve">Analizar los requerimientos, fuentes de información y reglas de negocio asociadas al procesamiento de registros de deudores provenientes de la Tesorería General de la República y de las bases de datos del Banco. </w:t>
             </w:r>
           </w:p>
           <w:p>
@@ -3132,7 +3336,7 @@
                 <w:szCs w:val="20"/>
                 <w:lang w:eastAsia="es-CL"/>
               </w:rPr>
-              <w:t>Implementar mecanismos de validación y reglas de negocio que permitan identificar inconsistencias, duplicidades y registros que cumplan con las condiciones establecidas para el procesamiento.</w:t>
+              <w:t xml:space="preserve">Diseñar la arquitectura, el modelo de datos y el flujo de procesamiento e integración de información que sustentarán la plataforma informática. </w:t>
             </w:r>
           </w:p>
           <w:p>
@@ -3161,7 +3365,7 @@
                 <w:szCs w:val="20"/>
                 <w:lang w:eastAsia="es-CL"/>
               </w:rPr>
-              <w:t>Desarrollar un mecanismo de comparación histórica que permita identificar registros nuevos, modificados, eliminados y sin cambios entre diferentes procesos de carga.</w:t>
+              <w:t xml:space="preserve">Desarrollar e integrar los componentes de la plataforma de acuerdo con los requerimientos y el diseño establecido, permitiendo automatizar el procesamiento y gestión de la información. </w:t>
             </w:r>
           </w:p>
           <w:p>
@@ -3190,65 +3394,7 @@
                 <w:szCs w:val="20"/>
                 <w:lang w:eastAsia="es-CL"/>
               </w:rPr>
-              <w:t>Implementar mecanismos de trazabilidad y monitoreo que permitan registrar y visualizar los resultados de cada ejecución del proceso.</w:t>
-            </w:r>
-          </w:p>
-          <w:p>
-            <w:pPr>
-              <w:pStyle w:val="Prrafodelista"/>
-              <w:numPr>
-                <w:ilvl w:val="0"/>
-                <w:numId w:val="6"/>
-              </w:numPr>
-              <w:jc w:val="both"/>
-              <w:rPr>
-                <w:rFonts w:ascii="Calibri" w:hAnsi="Calibri" w:cs="Arial"/>
-                <w:i/>
-                <w:color w:val="548DD4"/>
-                <w:sz w:val="20"/>
-                <w:szCs w:val="20"/>
-                <w:lang w:eastAsia="es-CL"/>
-              </w:rPr>
-            </w:pPr>
-            <w:r>
-              <w:rPr>
-                <w:rFonts w:ascii="Calibri" w:hAnsi="Calibri" w:cs="Arial"/>
-                <w:i/>
-                <w:color w:val="548DD4"/>
-                <w:sz w:val="20"/>
-                <w:szCs w:val="20"/>
-                <w:lang w:eastAsia="es-CL"/>
-              </w:rPr>
-              <w:t>Desarrollar un sistema de generación de reportes parametrizables en diferentes formatos, de acuerdo con los criterios requeridos para el análisis y seguimiento de la información.</w:t>
-            </w:r>
-          </w:p>
-          <w:p>
-            <w:pPr>
-              <w:pStyle w:val="Prrafodelista"/>
-              <w:numPr>
-                <w:ilvl w:val="0"/>
-                <w:numId w:val="6"/>
-              </w:numPr>
-              <w:jc w:val="both"/>
-              <w:rPr>
-                <w:rFonts w:ascii="Calibri" w:hAnsi="Calibri" w:cs="Arial"/>
-                <w:i/>
-                <w:color w:val="548DD4"/>
-                <w:sz w:val="20"/>
-                <w:szCs w:val="20"/>
-                <w:lang w:eastAsia="es-CL"/>
-              </w:rPr>
-            </w:pPr>
-            <w:r>
-              <w:rPr>
-                <w:rFonts w:ascii="Calibri" w:hAnsi="Calibri" w:cs="Arial"/>
-                <w:i/>
-                <w:color w:val="548DD4"/>
-                <w:sz w:val="20"/>
-                <w:szCs w:val="20"/>
-                <w:lang w:eastAsia="es-CL"/>
-              </w:rPr>
-              <w:t>Incorporar herramientas de Inteligencia Artificial para apoyar la detección de anomalías en los datos y generar sugerencias de posibles validaciones adicionales.</w:t>
+              <w:t>Validar el funcionamiento de la solución mediante pruebas funcionales y de integración, verificando el cumplimiento de los requerimientos definidos para el proyecto.</w:t>
             </w:r>
           </w:p>
         </w:tc>
@@ -3488,31 +3634,7 @@
                 <w:szCs w:val="20"/>
                 <w:lang w:eastAsia="es-CL"/>
               </w:rPr>
-              <w:t xml:space="preserve">Para el desarrollo del Proyecto APT se utilizará la metodología de desarrollo en </w:t>
-            </w:r>
-            <w:r>
-              <w:rPr>
-                <w:rFonts w:ascii="Calibri" w:hAnsi="Calibri" w:cs="Arial"/>
-                <w:b/>
-                <w:bCs/>
-                <w:i/>
-                <w:color w:val="548DD4"/>
-                <w:sz w:val="20"/>
-                <w:szCs w:val="20"/>
-                <w:lang w:eastAsia="es-CL"/>
-              </w:rPr>
-              <w:t>cascada</w:t>
-            </w:r>
-            <w:r>
-              <w:rPr>
-                <w:rFonts w:ascii="Calibri" w:hAnsi="Calibri" w:cs="Arial"/>
-                <w:i/>
-                <w:color w:val="548DD4"/>
-                <w:sz w:val="20"/>
-                <w:szCs w:val="20"/>
-                <w:lang w:eastAsia="es-CL"/>
-              </w:rPr>
-              <w:t>, debido a que el alcance, los requerimientos y las principales funcionalidades de la solución se encuentran previamente definidos. Esta metodología permitirá organizar el proyecto de manera secuencial, avanzando por etapas y verificando el cumplimiento de cada una antes de continuar con la siguiente.</w:t>
+              <w:t>Para el desarrollo del Proyecto APT se utilizará la metodología de desarrollo en cascada, debido a que el alcance general y las principales funcionalidades esperadas de la solución se encuentran previamente identificadas. Esta metodología permitirá organizar el proyecto de manera secuencial, avanzando por etapas y verificando el cumplimiento de cada una antes de continuar con la siguiente.</w:t>
             </w:r>
           </w:p>
           <w:p>
@@ -3607,7 +3729,6 @@
                 <w:szCs w:val="20"/>
                 <w:lang w:eastAsia="es-CL"/>
               </w:rPr>
-              <w:lastRenderedPageBreak/>
               <w:t>Diseño: definir la arquitectura de la solución, modelo de datos, procesos ETL, estructura de los módulos y diseño de las interfaces.</w:t>
             </w:r>
           </w:p>
@@ -3666,6 +3787,7 @@
                 <w:szCs w:val="20"/>
                 <w:lang w:eastAsia="es-CL"/>
               </w:rPr>
+              <w:lastRenderedPageBreak/>
               <w:t>Pruebas: verificar el correcto funcionamiento de los componentes mediante pruebas funcionales y de integración, utilizando datos de prueba para detectar y corregir errores.</w:t>
             </w:r>
           </w:p>
@@ -3862,12 +3984,12 @@
               <w:rPr>
                 <w:rFonts w:ascii="Calibri" w:hAnsi="Calibri" w:cs="Arial"/>
                 <w:i/>
-                <w:color w:val="EE0000"/>
+                <w:color w:val="548DD4"/>
                 <w:sz w:val="20"/>
                 <w:szCs w:val="20"/>
                 <w:lang w:eastAsia="es-CL"/>
               </w:rPr>
-              <w:t xml:space="preserve">Integrante 2: </w:t>
+              <w:t>Tomas Catalán Madariaga</w:t>
             </w:r>
             <w:r>
               <w:rPr>
@@ -3878,6 +4000,17 @@
                 <w:szCs w:val="20"/>
                 <w:lang w:eastAsia="es-CL"/>
               </w:rPr>
+              <w:t xml:space="preserve">: </w:t>
+            </w:r>
+            <w:r>
+              <w:rPr>
+                <w:rFonts w:ascii="Calibri" w:hAnsi="Calibri" w:cs="Arial"/>
+                <w:i/>
+                <w:color w:val="548DD4"/>
+                <w:sz w:val="20"/>
+                <w:szCs w:val="20"/>
+                <w:lang w:eastAsia="es-CL"/>
+              </w:rPr>
               <w:t>diseño e implementación de bases de datos y procesos ETL.</w:t>
             </w:r>
           </w:p>
@@ -3897,12 +4030,12 @@
               <w:rPr>
                 <w:rFonts w:ascii="Calibri" w:hAnsi="Calibri" w:cs="Arial"/>
                 <w:i/>
-                <w:color w:val="EE0000"/>
+                <w:color w:val="548DD4"/>
                 <w:sz w:val="20"/>
                 <w:szCs w:val="20"/>
                 <w:lang w:eastAsia="es-CL"/>
               </w:rPr>
-              <w:t xml:space="preserve">Integrante 3: </w:t>
+              <w:t>David Muñoz Bravo</w:t>
             </w:r>
             <w:r>
               <w:rPr>
@@ -3913,6 +4046,17 @@
                 <w:szCs w:val="20"/>
                 <w:lang w:eastAsia="es-CL"/>
               </w:rPr>
+              <w:t xml:space="preserve">: </w:t>
+            </w:r>
+            <w:r>
+              <w:rPr>
+                <w:rFonts w:ascii="Calibri" w:hAnsi="Calibri" w:cs="Arial"/>
+                <w:i/>
+                <w:color w:val="548DD4"/>
+                <w:sz w:val="20"/>
+                <w:szCs w:val="20"/>
+                <w:lang w:eastAsia="es-CL"/>
+              </w:rPr>
               <w:t>desarrollo de la aplicación, validaciones, reglas de negocio y generación de reportes.</w:t>
             </w:r>
           </w:p>
@@ -3932,12 +4076,23 @@
               <w:rPr>
                 <w:rFonts w:ascii="Calibri" w:hAnsi="Calibri" w:cs="Arial"/>
                 <w:i/>
-                <w:color w:val="EE0000"/>
+                <w:color w:val="548DD4"/>
                 <w:sz w:val="20"/>
                 <w:szCs w:val="20"/>
                 <w:lang w:eastAsia="es-CL"/>
               </w:rPr>
-              <w:t xml:space="preserve">Integrante 4: </w:t>
+              <w:t>Héctor Sanhueza Castro</w:t>
+            </w:r>
+            <w:r>
+              <w:rPr>
+                <w:rFonts w:ascii="Calibri" w:hAnsi="Calibri" w:cs="Arial"/>
+                <w:i/>
+                <w:color w:val="548DD4"/>
+                <w:sz w:val="20"/>
+                <w:szCs w:val="20"/>
+                <w:lang w:eastAsia="es-CL"/>
+              </w:rPr>
+              <w:t xml:space="preserve">: </w:t>
             </w:r>
             <w:r>
               <w:rPr>
@@ -4292,6 +4447,107 @@
         <w:tc>
           <w:tcPr>
             <w:tcW w:w="1843" w:type="dxa"/>
+            <w:vAlign w:val="center"/>
+          </w:tcPr>
+          <w:p>
+            <w:pPr>
+              <w:pStyle w:val="Piedepgina"/>
+              <w:rPr>
+                <w:rFonts w:ascii="Calibri" w:hAnsi="Calibri"/>
+                <w:bCs/>
+                <w:color w:val="1F3864" w:themeColor="accent1" w:themeShade="80"/>
+              </w:rPr>
+            </w:pPr>
+            <w:r>
+              <w:rPr>
+                <w:rFonts w:ascii="Calibri" w:hAnsi="Calibri"/>
+                <w:bCs/>
+                <w:color w:val="1F3864" w:themeColor="accent1" w:themeShade="80"/>
+              </w:rPr>
+              <w:t>Avance</w:t>
+            </w:r>
+          </w:p>
+        </w:tc>
+        <w:tc>
+          <w:tcPr>
+            <w:tcW w:w="1843" w:type="dxa"/>
+            <w:vAlign w:val="center"/>
+          </w:tcPr>
+          <w:p>
+            <w:pPr>
+              <w:pStyle w:val="Piedepgina"/>
+              <w:rPr>
+                <w:rFonts w:ascii="Calibri" w:hAnsi="Calibri"/>
+                <w:bCs/>
+                <w:color w:val="1F3864" w:themeColor="accent1" w:themeShade="80"/>
+              </w:rPr>
+            </w:pPr>
+            <w:r>
+              <w:rPr>
+                <w:rFonts w:ascii="Calibri" w:hAnsi="Calibri"/>
+                <w:bCs/>
+                <w:color w:val="1F3864" w:themeColor="accent1" w:themeShade="80"/>
+              </w:rPr>
+              <w:t>Actas de reuniones de seguimiento</w:t>
+            </w:r>
+          </w:p>
+        </w:tc>
+        <w:tc>
+          <w:tcPr>
+            <w:tcW w:w="3825" w:type="dxa"/>
+            <w:vAlign w:val="center"/>
+          </w:tcPr>
+          <w:p>
+            <w:pPr>
+              <w:pStyle w:val="Piedepgina"/>
+              <w:rPr>
+                <w:rFonts w:ascii="Calibri" w:hAnsi="Calibri"/>
+                <w:bCs/>
+                <w:color w:val="1F3864" w:themeColor="accent1" w:themeShade="80"/>
+              </w:rPr>
+            </w:pPr>
+            <w:r>
+              <w:rPr>
+                <w:rFonts w:ascii="Calibri" w:hAnsi="Calibri"/>
+                <w:bCs/>
+                <w:color w:val="1F3864" w:themeColor="accent1" w:themeShade="80"/>
+              </w:rPr>
+              <w:t>Registro de las reuniones realizadas por el equipo durante el desarrollo del proyecto, incluyendo fecha, participantes, temas tratados, acuerdos, tareas asignadas y compromisos establecidos.</w:t>
+            </w:r>
+          </w:p>
+        </w:tc>
+        <w:tc>
+          <w:tcPr>
+            <w:tcW w:w="2551" w:type="dxa"/>
+            <w:vAlign w:val="center"/>
+          </w:tcPr>
+          <w:p>
+            <w:pPr>
+              <w:pStyle w:val="Piedepgina"/>
+              <w:rPr>
+                <w:rFonts w:ascii="Calibri" w:hAnsi="Calibri"/>
+                <w:bCs/>
+                <w:color w:val="1F3864" w:themeColor="accent1" w:themeShade="80"/>
+              </w:rPr>
+            </w:pPr>
+            <w:r>
+              <w:rPr>
+                <w:rFonts w:ascii="Calibri" w:hAnsi="Calibri"/>
+                <w:bCs/>
+                <w:color w:val="1F3864" w:themeColor="accent1" w:themeShade="80"/>
+              </w:rPr>
+              <w:t>Permite evidenciar la coordinación del equipo, el seguimiento del avance del proyecto y las decisiones tomadas durante su desarrollo.</w:t>
+            </w:r>
+          </w:p>
+        </w:tc>
+      </w:tr>
+      <w:tr>
+        <w:trPr>
+          <w:trHeight w:val="362"/>
+        </w:trPr>
+        <w:tc>
+          <w:tcPr>
+            <w:tcW w:w="1843" w:type="dxa"/>
           </w:tcPr>
           <w:p>
             <w:pPr>
@@ -5195,7 +5451,7 @@
                 <w:bCs/>
                 <w:color w:val="1F3864" w:themeColor="accent1" w:themeShade="80"/>
               </w:rPr>
-              <w:t>Proceso funcional para recibir, transformar, validar y cargar información en diferentes formatos.</w:t>
+              <w:t>Proceso funcional para recibir, transformar, validar y cargar información proveniente de la Tesorería General de la República, permitiendo su procesamiento e integración con la información disponible en las bases de datos del Banco.</w:t>
             </w:r>
           </w:p>
         </w:tc>
@@ -5218,7 +5474,16 @@
                 <w:bCs/>
                 <w:color w:val="1F3864" w:themeColor="accent1" w:themeShade="80"/>
               </w:rPr>
-              <w:t>Demuestra la implementación del procesamiento automatizado de datos.</w:t>
+              <w:t xml:space="preserve">Demuestra la implementación del procesamiento automatizado y la integración de las fuentes de información </w:t>
+            </w:r>
+            <w:r>
+              <w:rPr>
+                <w:rFonts w:ascii="Calibri" w:hAnsi="Calibri"/>
+                <w:bCs/>
+                <w:color w:val="1F3864" w:themeColor="accent1" w:themeShade="80"/>
+              </w:rPr>
+              <w:lastRenderedPageBreak/>
+              <w:t>consideradas en el proyecto.</w:t>
             </w:r>
           </w:p>
         </w:tc>
@@ -5246,6 +5511,7 @@
                 <w:bCs/>
                 <w:color w:val="1F3864" w:themeColor="accent1" w:themeShade="80"/>
               </w:rPr>
+              <w:lastRenderedPageBreak/>
               <w:t>Final</w:t>
             </w:r>
           </w:p>
@@ -5438,7 +5704,6 @@
                 <w:bCs/>
                 <w:color w:val="1F3864" w:themeColor="accent1" w:themeShade="80"/>
               </w:rPr>
-              <w:lastRenderedPageBreak/>
               <w:t>Final</w:t>
             </w:r>
           </w:p>
@@ -5813,23 +6078,7 @@
                 <w:rFonts w:ascii="Calibri" w:hAnsi="Calibri"/>
                 <w:color w:val="1F3864" w:themeColor="accent1" w:themeShade="80"/>
               </w:rPr>
-              <w:t xml:space="preserve">efine la planificación de tu Proyecto APT </w:t>
-            </w:r>
-            <w:proofErr w:type="gramStart"/>
-            <w:r>
-              <w:rPr>
-                <w:rFonts w:ascii="Calibri" w:hAnsi="Calibri"/>
-                <w:color w:val="1F3864" w:themeColor="accent1" w:themeShade="80"/>
-              </w:rPr>
-              <w:t>de acuerdo a</w:t>
-            </w:r>
-            <w:proofErr w:type="gramEnd"/>
-            <w:r>
-              <w:rPr>
-                <w:rFonts w:ascii="Calibri" w:hAnsi="Calibri"/>
-                <w:color w:val="1F3864" w:themeColor="accent1" w:themeShade="80"/>
-              </w:rPr>
-              <w:t xml:space="preserve"> lo requerido</w:t>
+              <w:t>efine la planificación de tu Proyecto APT de acuerdo a lo requerido</w:t>
             </w:r>
             <w:r>
               <w:rPr>
@@ -6158,88 +6407,110 @@
                 <w:szCs w:val="20"/>
                 <w:lang w:eastAsia="es-CL"/>
               </w:rPr>
-              <w:t>Propuesta de solución informática</w:t>
+              <w:t>Gestión de proyectos informáticos</w:t>
             </w:r>
           </w:p>
         </w:tc>
         <w:tc>
           <w:tcPr>
             <w:tcW w:w="1580" w:type="dxa"/>
-          </w:tcPr>
-          <w:p>
-            <w:pPr>
-              <w:jc w:val="both"/>
-              <w:rPr>
-                <w:b/>
-                <w:sz w:val="18"/>
-                <w:szCs w:val="24"/>
-              </w:rPr>
-            </w:pPr>
-            <w:r>
-              <w:rPr>
-                <w:rFonts w:ascii="Calibri" w:hAnsi="Calibri" w:cs="Arial"/>
-                <w:i/>
-                <w:color w:val="548DD4"/>
-                <w:sz w:val="18"/>
-                <w:szCs w:val="20"/>
-                <w:lang w:eastAsia="es-CL"/>
-              </w:rPr>
-              <w:t>Levantamiento de requerimientos</w:t>
+            <w:vAlign w:val="center"/>
+          </w:tcPr>
+          <w:p>
+            <w:pPr>
+              <w:jc w:val="both"/>
+              <w:rPr>
+                <w:rFonts w:ascii="Calibri" w:hAnsi="Calibri" w:cs="Arial"/>
+                <w:i/>
+                <w:color w:val="548DD4"/>
+                <w:sz w:val="18"/>
+                <w:szCs w:val="20"/>
+                <w:lang w:eastAsia="es-CL"/>
+              </w:rPr>
+            </w:pPr>
+            <w:r>
+              <w:rPr>
+                <w:rFonts w:ascii="Calibri" w:hAnsi="Calibri" w:cs="Arial"/>
+                <w:i/>
+                <w:color w:val="548DD4"/>
+                <w:sz w:val="18"/>
+                <w:szCs w:val="20"/>
+                <w:lang w:eastAsia="es-CL"/>
+              </w:rPr>
+              <w:t>Reuniones de seguimiento</w:t>
             </w:r>
           </w:p>
         </w:tc>
         <w:tc>
           <w:tcPr>
             <w:tcW w:w="1580" w:type="dxa"/>
-          </w:tcPr>
-          <w:p>
-            <w:pPr>
-              <w:jc w:val="both"/>
-              <w:rPr>
-                <w:b/>
-                <w:sz w:val="18"/>
-                <w:szCs w:val="24"/>
-              </w:rPr>
-            </w:pPr>
-            <w:r>
-              <w:rPr>
-                <w:rFonts w:ascii="Calibri" w:hAnsi="Calibri" w:cs="Arial"/>
-                <w:i/>
-                <w:color w:val="548DD4"/>
-                <w:sz w:val="18"/>
-                <w:szCs w:val="20"/>
-                <w:lang w:eastAsia="es-CL"/>
-              </w:rPr>
-              <w:t>Identificar y documentar los requerimientos funcionales y no funcionales del proyecto.</w:t>
+            <w:vAlign w:val="center"/>
+          </w:tcPr>
+          <w:p>
+            <w:pPr>
+              <w:jc w:val="both"/>
+              <w:rPr>
+                <w:rFonts w:ascii="Calibri" w:hAnsi="Calibri" w:cs="Arial"/>
+                <w:i/>
+                <w:color w:val="548DD4"/>
+                <w:sz w:val="18"/>
+                <w:szCs w:val="20"/>
+                <w:lang w:eastAsia="es-CL"/>
+              </w:rPr>
+            </w:pPr>
+            <w:r>
+              <w:rPr>
+                <w:rFonts w:ascii="Calibri" w:hAnsi="Calibri" w:cs="Arial"/>
+                <w:i/>
+                <w:color w:val="548DD4"/>
+                <w:sz w:val="18"/>
+                <w:szCs w:val="20"/>
+                <w:lang w:eastAsia="es-CL"/>
+              </w:rPr>
+              <w:t>Realizar reuniones periódicas para revisar avances, dificultades, acuerdos y tareas asociadas al desarrollo del proyecto.</w:t>
             </w:r>
           </w:p>
         </w:tc>
         <w:tc>
           <w:tcPr>
             <w:tcW w:w="1580" w:type="dxa"/>
-          </w:tcPr>
-          <w:p>
-            <w:pPr>
-              <w:jc w:val="both"/>
-              <w:rPr>
-                <w:rFonts w:ascii="Calibri" w:hAnsi="Calibri" w:cs="Arial"/>
-                <w:i/>
-                <w:color w:val="548DD4"/>
-                <w:sz w:val="18"/>
-                <w:szCs w:val="20"/>
-                <w:lang w:eastAsia="es-CL"/>
-              </w:rPr>
-            </w:pPr>
-            <w:r>
-              <w:rPr>
-                <w:rFonts w:ascii="Calibri" w:hAnsi="Calibri" w:cs="Arial"/>
-                <w:i/>
-                <w:color w:val="548DD4"/>
-                <w:sz w:val="18"/>
-                <w:szCs w:val="20"/>
-                <w:lang w:eastAsia="es-CL"/>
-              </w:rPr>
-              <w:t>Computadores, documentación, herramientas de gestión</w:t>
+            <w:vAlign w:val="center"/>
+          </w:tcPr>
+          <w:p>
+            <w:pPr>
+              <w:jc w:val="both"/>
+              <w:rPr>
+                <w:rFonts w:ascii="Calibri" w:hAnsi="Calibri" w:cs="Arial"/>
+                <w:i/>
+                <w:color w:val="548DD4"/>
+                <w:sz w:val="18"/>
+                <w:szCs w:val="20"/>
+                <w:lang w:eastAsia="es-CL"/>
+              </w:rPr>
+            </w:pPr>
+            <w:proofErr w:type="spellStart"/>
+            <w:r>
+              <w:rPr>
+                <w:rFonts w:ascii="Calibri" w:hAnsi="Calibri" w:cs="Arial"/>
+                <w:i/>
+                <w:color w:val="548DD4"/>
+                <w:sz w:val="18"/>
+                <w:szCs w:val="20"/>
+                <w:lang w:eastAsia="es-CL"/>
+              </w:rPr>
+              <w:t>Teams</w:t>
+            </w:r>
+            <w:proofErr w:type="spellEnd"/>
+            <w:r>
+              <w:rPr>
+                <w:rFonts w:ascii="Calibri" w:hAnsi="Calibri" w:cs="Arial"/>
+                <w:i/>
+                <w:color w:val="548DD4"/>
+                <w:sz w:val="18"/>
+                <w:szCs w:val="20"/>
+                <w:lang w:eastAsia="es-CL"/>
+              </w:rPr>
+              <w:t>, repositorio Git, documentación del proyecto</w:t>
             </w:r>
           </w:p>
         </w:tc>
@@ -6249,29 +6520,30 @@
             <w:tcBorders>
               <w:right w:val="single" w:sz="4" w:space="0" w:color="FFFFFF" w:themeColor="background1"/>
             </w:tcBorders>
-          </w:tcPr>
-          <w:p>
-            <w:pPr>
-              <w:jc w:val="both"/>
-              <w:rPr>
-                <w:rFonts w:ascii="Calibri" w:hAnsi="Calibri" w:cs="Arial"/>
-                <w:i/>
-                <w:color w:val="548DD4"/>
-                <w:sz w:val="18"/>
-                <w:szCs w:val="20"/>
-                <w:lang w:eastAsia="es-CL"/>
-              </w:rPr>
-            </w:pPr>
-            <w:r>
-              <w:rPr>
-                <w:rFonts w:ascii="Calibri" w:hAnsi="Calibri" w:cs="Arial"/>
-                <w:i/>
-                <w:color w:val="548DD4"/>
-                <w:sz w:val="18"/>
-                <w:szCs w:val="20"/>
-                <w:lang w:eastAsia="es-CL"/>
-              </w:rPr>
-              <w:t>Semanas 1-2</w:t>
+            <w:vAlign w:val="center"/>
+          </w:tcPr>
+          <w:p>
+            <w:pPr>
+              <w:jc w:val="both"/>
+              <w:rPr>
+                <w:rFonts w:ascii="Calibri" w:hAnsi="Calibri" w:cs="Arial"/>
+                <w:i/>
+                <w:color w:val="548DD4"/>
+                <w:sz w:val="18"/>
+                <w:szCs w:val="20"/>
+                <w:lang w:eastAsia="es-CL"/>
+              </w:rPr>
+            </w:pPr>
+            <w:r>
+              <w:rPr>
+                <w:rFonts w:ascii="Calibri" w:hAnsi="Calibri" w:cs="Arial"/>
+                <w:i/>
+                <w:color w:val="548DD4"/>
+                <w:sz w:val="18"/>
+                <w:szCs w:val="20"/>
+                <w:lang w:eastAsia="es-CL"/>
+              </w:rPr>
+              <w:t>Durante todo el proyecto</w:t>
             </w:r>
           </w:p>
         </w:tc>
@@ -6282,52 +6554,60 @@
               <w:left w:val="single" w:sz="4" w:space="0" w:color="FFFFFF" w:themeColor="background1"/>
             </w:tcBorders>
             <w:shd w:val="clear" w:color="auto" w:fill="D9D9D9" w:themeFill="background1" w:themeFillShade="D9"/>
-          </w:tcPr>
-          <w:p>
-            <w:pPr>
-              <w:jc w:val="both"/>
-              <w:rPr>
-                <w:b/>
-                <w:sz w:val="18"/>
-                <w:szCs w:val="24"/>
-              </w:rPr>
-            </w:pPr>
-            <w:r>
-              <w:rPr>
-                <w:rFonts w:ascii="Calibri" w:hAnsi="Calibri" w:cs="Arial"/>
-                <w:i/>
-                <w:color w:val="548DD4"/>
-                <w:sz w:val="20"/>
-                <w:szCs w:val="20"/>
-                <w:lang w:eastAsia="es-CL"/>
-              </w:rPr>
-              <w:t>María Trinidad Gaete</w:t>
+            <w:vAlign w:val="center"/>
+          </w:tcPr>
+          <w:p>
+            <w:pPr>
+              <w:jc w:val="both"/>
+              <w:rPr>
+                <w:rFonts w:ascii="Calibri" w:hAnsi="Calibri" w:cs="Arial"/>
+                <w:i/>
+                <w:color w:val="548DD4"/>
+                <w:sz w:val="18"/>
+                <w:szCs w:val="20"/>
+                <w:lang w:eastAsia="es-CL"/>
+              </w:rPr>
+            </w:pPr>
+            <w:r>
+              <w:rPr>
+                <w:rFonts w:ascii="Calibri" w:hAnsi="Calibri" w:cs="Arial"/>
+                <w:i/>
+                <w:color w:val="548DD4"/>
+                <w:sz w:val="18"/>
+                <w:szCs w:val="20"/>
+                <w:lang w:eastAsia="es-CL"/>
+              </w:rPr>
+              <w:t>Todos</w:t>
             </w:r>
           </w:p>
         </w:tc>
         <w:tc>
           <w:tcPr>
             <w:tcW w:w="1581" w:type="dxa"/>
-          </w:tcPr>
-          <w:p>
-            <w:pPr>
-              <w:jc w:val="both"/>
-              <w:rPr>
-                <w:b/>
-                <w:sz w:val="18"/>
-                <w:szCs w:val="24"/>
-              </w:rPr>
-            </w:pPr>
-            <w:r>
-              <w:rPr>
-                <w:rFonts w:ascii="Calibri" w:hAnsi="Calibri" w:cs="Arial"/>
-                <w:i/>
-                <w:color w:val="548DD4"/>
-                <w:sz w:val="18"/>
-                <w:szCs w:val="20"/>
-                <w:lang w:eastAsia="es-CL"/>
-              </w:rPr>
-              <w:t>Requiere validar los requerimientos con el equipo y docente.</w:t>
+            <w:vAlign w:val="center"/>
+          </w:tcPr>
+          <w:p>
+            <w:pPr>
+              <w:jc w:val="both"/>
+              <w:rPr>
+                <w:rFonts w:ascii="Calibri" w:hAnsi="Calibri" w:cs="Arial"/>
+                <w:i/>
+                <w:color w:val="548DD4"/>
+                <w:sz w:val="18"/>
+                <w:szCs w:val="20"/>
+                <w:lang w:eastAsia="es-CL"/>
+              </w:rPr>
+            </w:pPr>
+            <w:r>
+              <w:rPr>
+                <w:rFonts w:ascii="Calibri" w:hAnsi="Calibri" w:cs="Arial"/>
+                <w:i/>
+                <w:color w:val="548DD4"/>
+                <w:sz w:val="18"/>
+                <w:szCs w:val="20"/>
+                <w:lang w:eastAsia="es-CL"/>
+              </w:rPr>
+              <w:t>Registrar acuerdos y compromisos mediante actas de reunión.</w:t>
             </w:r>
           </w:p>
         </w:tc>
@@ -6361,6 +6641,7 @@
                 <w:szCs w:val="20"/>
                 <w:lang w:eastAsia="es-CL"/>
               </w:rPr>
+              <w:lastRenderedPageBreak/>
               <w:t>Propuesta de solución informática</w:t>
             </w:r>
           </w:p>
@@ -6373,24 +6654,21 @@
             <w:pPr>
               <w:jc w:val="both"/>
               <w:rPr>
-                <w:rFonts w:ascii="Calibri" w:hAnsi="Calibri" w:cs="Arial"/>
-                <w:i/>
-                <w:color w:val="548DD4"/>
-                <w:sz w:val="18"/>
-                <w:szCs w:val="20"/>
-                <w:lang w:eastAsia="es-CL"/>
-              </w:rPr>
-            </w:pPr>
-            <w:r>
-              <w:rPr>
-                <w:rFonts w:ascii="Calibri" w:hAnsi="Calibri" w:cs="Arial"/>
-                <w:i/>
-                <w:color w:val="548DD4"/>
-                <w:sz w:val="18"/>
-                <w:szCs w:val="20"/>
-                <w:lang w:eastAsia="es-CL"/>
-              </w:rPr>
-              <w:t>Casos de uso</w:t>
+                <w:b/>
+                <w:sz w:val="18"/>
+                <w:szCs w:val="24"/>
+              </w:rPr>
+            </w:pPr>
+            <w:r>
+              <w:rPr>
+                <w:rFonts w:ascii="Calibri" w:hAnsi="Calibri" w:cs="Arial"/>
+                <w:i/>
+                <w:color w:val="548DD4"/>
+                <w:sz w:val="18"/>
+                <w:szCs w:val="20"/>
+                <w:lang w:eastAsia="es-CL"/>
+              </w:rPr>
+              <w:t>Levantamiento de requerimientos</w:t>
             </w:r>
           </w:p>
         </w:tc>
@@ -6402,24 +6680,21 @@
             <w:pPr>
               <w:jc w:val="both"/>
               <w:rPr>
-                <w:rFonts w:ascii="Calibri" w:hAnsi="Calibri" w:cs="Arial"/>
-                <w:i/>
-                <w:color w:val="548DD4"/>
-                <w:sz w:val="18"/>
-                <w:szCs w:val="20"/>
-                <w:lang w:eastAsia="es-CL"/>
-              </w:rPr>
-            </w:pPr>
-            <w:r>
-              <w:rPr>
-                <w:rFonts w:ascii="Calibri" w:hAnsi="Calibri" w:cs="Arial"/>
-                <w:i/>
-                <w:color w:val="548DD4"/>
-                <w:sz w:val="18"/>
-                <w:szCs w:val="20"/>
-                <w:lang w:eastAsia="es-CL"/>
-              </w:rPr>
-              <w:t>Definir los actores y principales interacciones con el sistema.</w:t>
+                <w:b/>
+                <w:sz w:val="18"/>
+                <w:szCs w:val="24"/>
+              </w:rPr>
+            </w:pPr>
+            <w:r>
+              <w:rPr>
+                <w:rFonts w:ascii="Calibri" w:hAnsi="Calibri" w:cs="Arial"/>
+                <w:i/>
+                <w:color w:val="548DD4"/>
+                <w:sz w:val="18"/>
+                <w:szCs w:val="20"/>
+                <w:lang w:eastAsia="es-CL"/>
+              </w:rPr>
+              <w:t>Identificar y documentar los requerimientos funcionales y no funcionales del proyecto.</w:t>
             </w:r>
           </w:p>
         </w:tc>
@@ -6448,7 +6723,7 @@
                 <w:szCs w:val="20"/>
                 <w:lang w:eastAsia="es-CL"/>
               </w:rPr>
-              <w:t>Herramienta de diagramación</w:t>
+              <w:t>Computadores, documentación, herramientas de gestión</w:t>
             </w:r>
           </w:p>
         </w:tc>
@@ -6480,7 +6755,7 @@
                 <w:szCs w:val="20"/>
                 <w:lang w:eastAsia="es-CL"/>
               </w:rPr>
-              <w:t>Semana 3</w:t>
+              <w:t>2 semanas</w:t>
             </w:r>
           </w:p>
         </w:tc>
@@ -6496,12 +6771,9 @@
             <w:pPr>
               <w:jc w:val="both"/>
               <w:rPr>
-                <w:rFonts w:ascii="Calibri" w:hAnsi="Calibri" w:cs="Arial"/>
-                <w:i/>
-                <w:color w:val="548DD4"/>
-                <w:sz w:val="18"/>
-                <w:szCs w:val="20"/>
-                <w:lang w:eastAsia="es-CL"/>
+                <w:b/>
+                <w:sz w:val="18"/>
+                <w:szCs w:val="24"/>
               </w:rPr>
             </w:pPr>
             <w:r>
@@ -6525,24 +6797,21 @@
             <w:pPr>
               <w:jc w:val="both"/>
               <w:rPr>
-                <w:rFonts w:ascii="Calibri" w:hAnsi="Calibri" w:cs="Arial"/>
-                <w:i/>
-                <w:color w:val="548DD4"/>
-                <w:sz w:val="18"/>
-                <w:szCs w:val="20"/>
-                <w:lang w:eastAsia="es-CL"/>
-              </w:rPr>
-            </w:pPr>
-            <w:r>
-              <w:rPr>
-                <w:rFonts w:ascii="Calibri" w:hAnsi="Calibri" w:cs="Arial"/>
-                <w:i/>
-                <w:color w:val="548DD4"/>
-                <w:sz w:val="18"/>
-                <w:szCs w:val="20"/>
-                <w:lang w:eastAsia="es-CL"/>
-              </w:rPr>
-              <w:t>Base para definir las funcionalidades del sistema.</w:t>
+                <w:b/>
+                <w:sz w:val="18"/>
+                <w:szCs w:val="24"/>
+              </w:rPr>
+            </w:pPr>
+            <w:r>
+              <w:rPr>
+                <w:rFonts w:ascii="Calibri" w:hAnsi="Calibri" w:cs="Arial"/>
+                <w:i/>
+                <w:color w:val="548DD4"/>
+                <w:sz w:val="18"/>
+                <w:szCs w:val="20"/>
+                <w:lang w:eastAsia="es-CL"/>
+              </w:rPr>
+              <w:t>Requiere validar los requerimientos con el equipo y docente.</w:t>
             </w:r>
           </w:p>
         </w:tc>
@@ -6576,7 +6845,7 @@
                 <w:szCs w:val="20"/>
                 <w:lang w:eastAsia="es-CL"/>
               </w:rPr>
-              <w:t>Modelo arquitectónico / Modelos de datos</w:t>
+              <w:t>Propuesta de solución informática</w:t>
             </w:r>
           </w:p>
         </w:tc>
@@ -6605,7 +6874,7 @@
                 <w:szCs w:val="20"/>
                 <w:lang w:eastAsia="es-CL"/>
               </w:rPr>
-              <w:t>Diseño de arquitectura y base de datos</w:t>
+              <w:t>Casos de uso</w:t>
             </w:r>
           </w:p>
         </w:tc>
@@ -6634,7 +6903,7 @@
                 <w:szCs w:val="20"/>
                 <w:lang w:eastAsia="es-CL"/>
               </w:rPr>
-              <w:t>Definir la arquitectura general y el modelo de datos que soportará la solución.</w:t>
+              <w:t>Definir los actores y principales interacciones con el sistema.</w:t>
             </w:r>
           </w:p>
         </w:tc>
@@ -6663,7 +6932,7 @@
                 <w:szCs w:val="20"/>
                 <w:lang w:eastAsia="es-CL"/>
               </w:rPr>
-              <w:t>Herramienta de modelado, gestor de BD</w:t>
+              <w:t>Herramienta de diagramación</w:t>
             </w:r>
           </w:p>
         </w:tc>
@@ -6695,7 +6964,7 @@
                 <w:szCs w:val="20"/>
                 <w:lang w:eastAsia="es-CL"/>
               </w:rPr>
-              <w:t>Semanas 3-4</w:t>
+              <w:t>1 semana</w:t>
             </w:r>
           </w:p>
         </w:tc>
@@ -6724,11 +6993,11 @@
                 <w:rFonts w:ascii="Calibri" w:hAnsi="Calibri" w:cs="Arial"/>
                 <w:i/>
                 <w:color w:val="548DD4"/>
-                <w:sz w:val="18"/>
-                <w:szCs w:val="20"/>
-                <w:lang w:eastAsia="es-CL"/>
-              </w:rPr>
-              <w:t>Integrante 2</w:t>
+                <w:sz w:val="20"/>
+                <w:szCs w:val="20"/>
+                <w:lang w:eastAsia="es-CL"/>
+              </w:rPr>
+              <w:t>María Trinidad Gaete</w:t>
             </w:r>
           </w:p>
         </w:tc>
@@ -6757,7 +7026,7 @@
                 <w:szCs w:val="20"/>
                 <w:lang w:eastAsia="es-CL"/>
               </w:rPr>
-              <w:t>Considerar escalabilidad, trazabilidad y almacenamiento histórico.</w:t>
+              <w:t>Base para definir las funcionalidades del sistema.</w:t>
             </w:r>
           </w:p>
         </w:tc>
@@ -6791,8 +7060,7 @@
                 <w:szCs w:val="20"/>
                 <w:lang w:eastAsia="es-CL"/>
               </w:rPr>
-              <w:lastRenderedPageBreak/>
-              <w:t>Desarrollo de solución de software</w:t>
+              <w:t>Modelo arquitectónico / Modelos de datos</w:t>
             </w:r>
           </w:p>
         </w:tc>
@@ -6821,7 +7089,7 @@
                 <w:szCs w:val="20"/>
                 <w:lang w:eastAsia="es-CL"/>
               </w:rPr>
-              <w:t>Diseño de interfaces</w:t>
+              <w:t>Diseño de arquitectura y base de datos</w:t>
             </w:r>
           </w:p>
         </w:tc>
@@ -6850,7 +7118,7 @@
                 <w:szCs w:val="20"/>
                 <w:lang w:eastAsia="es-CL"/>
               </w:rPr>
-              <w:t>Elaborar mockups de las principales pantallas y flujos de la plataforma.</w:t>
+              <w:t>Definir la arquitectura general y el modelo de datos que soportará la solución.</w:t>
             </w:r>
           </w:p>
         </w:tc>
@@ -6879,7 +7147,7 @@
                 <w:szCs w:val="20"/>
                 <w:lang w:eastAsia="es-CL"/>
               </w:rPr>
-              <w:t>Herramienta de prototipado</w:t>
+              <w:t>Herramienta de modelado, gestor de BD</w:t>
             </w:r>
           </w:p>
         </w:tc>
@@ -6911,7 +7179,7 @@
                 <w:szCs w:val="20"/>
                 <w:lang w:eastAsia="es-CL"/>
               </w:rPr>
-              <w:t>Semana 4</w:t>
+              <w:t>2 semanas</w:t>
             </w:r>
           </w:p>
         </w:tc>
@@ -6944,7 +7212,7 @@
                 <w:szCs w:val="20"/>
                 <w:lang w:eastAsia="es-CL"/>
               </w:rPr>
-              <w:t>Integrante 3</w:t>
+              <w:t>Tomas Catalán Madariaga</w:t>
             </w:r>
           </w:p>
         </w:tc>
@@ -6973,7 +7241,7 @@
                 <w:szCs w:val="20"/>
                 <w:lang w:eastAsia="es-CL"/>
               </w:rPr>
-              <w:t>Validar el diseño antes de iniciar la implementación.</w:t>
+              <w:t>Considerar escalabilidad, trazabilidad y almacenamiento histórico.</w:t>
             </w:r>
           </w:p>
         </w:tc>
@@ -7007,7 +7275,7 @@
                 <w:szCs w:val="20"/>
                 <w:lang w:eastAsia="es-CL"/>
               </w:rPr>
-              <w:t>Transformación de grandes volúmenes de datos</w:t>
+              <w:t>Desarrollo de solución de software</w:t>
             </w:r>
           </w:p>
         </w:tc>
@@ -7036,7 +7304,7 @@
                 <w:szCs w:val="20"/>
                 <w:lang w:eastAsia="es-CL"/>
               </w:rPr>
-              <w:t>Diseño del proceso ETL</w:t>
+              <w:t>Diseño de interfaces</w:t>
             </w:r>
           </w:p>
         </w:tc>
@@ -7065,7 +7333,7 @@
                 <w:szCs w:val="20"/>
                 <w:lang w:eastAsia="es-CL"/>
               </w:rPr>
-              <w:t>Definir las etapas de extracción, transformación, validación y carga de información.</w:t>
+              <w:t>Elaborar mockups de las principales pantallas y flujos de la plataforma.</w:t>
             </w:r>
           </w:p>
         </w:tc>
@@ -7094,7 +7362,7 @@
                 <w:szCs w:val="20"/>
                 <w:lang w:eastAsia="es-CL"/>
               </w:rPr>
-              <w:t>Herramientas ETL, documentación técnica</w:t>
+              <w:t>Herramienta de prototipado</w:t>
             </w:r>
           </w:p>
         </w:tc>
@@ -7126,7 +7394,7 @@
                 <w:szCs w:val="20"/>
                 <w:lang w:eastAsia="es-CL"/>
               </w:rPr>
-              <w:t>Semana 5</w:t>
+              <w:t>1 semana</w:t>
             </w:r>
           </w:p>
         </w:tc>
@@ -7159,7 +7427,7 @@
                 <w:szCs w:val="20"/>
                 <w:lang w:eastAsia="es-CL"/>
               </w:rPr>
-              <w:t>Integrante 2</w:t>
+              <w:t>David Muñoz Bravo</w:t>
             </w:r>
           </w:p>
         </w:tc>
@@ -7188,7 +7456,7 @@
                 <w:szCs w:val="20"/>
                 <w:lang w:eastAsia="es-CL"/>
               </w:rPr>
-              <w:t>Considerar archivos CSV, Excel y otros formatos definidos.</w:t>
+              <w:t>Validar el diseño antes de iniciar la implementación.</w:t>
             </w:r>
           </w:p>
         </w:tc>
@@ -7203,25 +7471,26 @@
           </w:tcPr>
           <w:p>
             <w:pPr>
-              <w:rPr>
-                <w:rFonts w:ascii="Calibri" w:hAnsi="Calibri" w:cs="Arial"/>
-                <w:i/>
-                <w:color w:val="548DD4"/>
-                <w:sz w:val="18"/>
-                <w:szCs w:val="20"/>
-                <w:lang w:eastAsia="es-CL"/>
-              </w:rPr>
-            </w:pPr>
-            <w:r>
-              <w:rPr>
-                <w:rFonts w:ascii="Calibri" w:hAnsi="Calibri" w:cs="Arial"/>
-                <w:i/>
-                <w:color w:val="548DD4"/>
-                <w:sz w:val="18"/>
-                <w:szCs w:val="20"/>
-                <w:lang w:eastAsia="es-CL"/>
-              </w:rPr>
-              <w:t>Desarrollo de solución de software / Bases de datos</w:t>
+              <w:jc w:val="both"/>
+              <w:rPr>
+                <w:rFonts w:ascii="Calibri" w:hAnsi="Calibri" w:cs="Arial"/>
+                <w:i/>
+                <w:color w:val="548DD4"/>
+                <w:sz w:val="18"/>
+                <w:szCs w:val="20"/>
+                <w:lang w:eastAsia="es-CL"/>
+              </w:rPr>
+            </w:pPr>
+            <w:r>
+              <w:rPr>
+                <w:rFonts w:ascii="Calibri" w:hAnsi="Calibri" w:cs="Arial"/>
+                <w:i/>
+                <w:color w:val="548DD4"/>
+                <w:sz w:val="18"/>
+                <w:szCs w:val="20"/>
+                <w:lang w:eastAsia="es-CL"/>
+              </w:rPr>
+              <w:t>Transformación de grandes volúmenes de datos</w:t>
             </w:r>
           </w:p>
         </w:tc>
@@ -7250,7 +7519,7 @@
                 <w:szCs w:val="20"/>
                 <w:lang w:eastAsia="es-CL"/>
               </w:rPr>
-              <w:t>Implementación del ETL</w:t>
+              <w:t>Diseño del proceso ETL</w:t>
             </w:r>
           </w:p>
         </w:tc>
@@ -7279,7 +7548,7 @@
                 <w:szCs w:val="20"/>
                 <w:lang w:eastAsia="es-CL"/>
               </w:rPr>
-              <w:t>Desarrollar el proceso para recibir, transformar, validar y cargar los datos en la base de datos.</w:t>
+              <w:t>Definir las etapas de extracción, transformación, validación y carga de información.</w:t>
             </w:r>
           </w:p>
         </w:tc>
@@ -7308,7 +7577,7 @@
                 <w:szCs w:val="20"/>
                 <w:lang w:eastAsia="es-CL"/>
               </w:rPr>
-              <w:t>Lenguaje de programación, BD, herramientas ETL</w:t>
+              <w:t>Herramientas ETL, documentación técnica</w:t>
             </w:r>
           </w:p>
         </w:tc>
@@ -7340,7 +7609,7 @@
                 <w:szCs w:val="20"/>
                 <w:lang w:eastAsia="es-CL"/>
               </w:rPr>
-              <w:t>Semanas 6-8</w:t>
+              <w:t>1 semana</w:t>
             </w:r>
           </w:p>
         </w:tc>
@@ -7373,7 +7642,7 @@
                 <w:szCs w:val="20"/>
                 <w:lang w:eastAsia="es-CL"/>
               </w:rPr>
-              <w:t>Integrante 2</w:t>
+              <w:t>Tomas Catalán Madariaga</w:t>
             </w:r>
           </w:p>
         </w:tc>
@@ -7402,7 +7671,7 @@
                 <w:szCs w:val="20"/>
                 <w:lang w:eastAsia="es-CL"/>
               </w:rPr>
-              <w:t>Realizar pruebas parciales durante el desarrollo.</w:t>
+              <w:t>Considerar archivos CSV, Excel y otros formatos definidos.</w:t>
             </w:r>
           </w:p>
         </w:tc>
@@ -7435,7 +7704,7 @@
                 <w:szCs w:val="20"/>
                 <w:lang w:eastAsia="es-CL"/>
               </w:rPr>
-              <w:t>Desarrollo de solución de software</w:t>
+              <w:t>Desarrollo de solución de software / Bases de datos</w:t>
             </w:r>
           </w:p>
         </w:tc>
@@ -7464,7 +7733,7 @@
                 <w:szCs w:val="20"/>
                 <w:lang w:eastAsia="es-CL"/>
               </w:rPr>
-              <w:t>Implementación de validaciones y reglas de negocio</w:t>
+              <w:t>Implementación del ETL</w:t>
             </w:r>
           </w:p>
         </w:tc>
@@ -7493,7 +7762,7 @@
                 <w:szCs w:val="20"/>
                 <w:lang w:eastAsia="es-CL"/>
               </w:rPr>
-              <w:t>Implementar validaciones de RUT, duplicados, campos incompletos, formatos y reglas asociadas al procesamiento.</w:t>
+              <w:t>Desarrollar el proceso para recibir, transformar, validar y cargar los datos en la base de datos.</w:t>
             </w:r>
           </w:p>
         </w:tc>
@@ -7522,7 +7791,7 @@
                 <w:szCs w:val="20"/>
                 <w:lang w:eastAsia="es-CL"/>
               </w:rPr>
-              <w:t>Lenguaje de programación, BD</w:t>
+              <w:t>Lenguaje de programación, BD, herramientas ETL</w:t>
             </w:r>
           </w:p>
         </w:tc>
@@ -7554,7 +7823,18 @@
                 <w:szCs w:val="20"/>
                 <w:lang w:eastAsia="es-CL"/>
               </w:rPr>
-              <w:t>Semanas 9-10</w:t>
+              <w:t>3</w:t>
+            </w:r>
+            <w:r>
+              <w:rPr>
+                <w:rFonts w:ascii="Calibri" w:hAnsi="Calibri" w:cs="Arial"/>
+                <w:i/>
+                <w:color w:val="548DD4"/>
+                <w:sz w:val="18"/>
+                <w:szCs w:val="20"/>
+                <w:lang w:eastAsia="es-CL"/>
+              </w:rPr>
+              <w:t xml:space="preserve"> semanas</w:t>
             </w:r>
           </w:p>
         </w:tc>
@@ -7587,7 +7867,7 @@
                 <w:szCs w:val="20"/>
                 <w:lang w:eastAsia="es-CL"/>
               </w:rPr>
-              <w:t>Integrante 3</w:t>
+              <w:t>Tomas Catalán Madariaga</w:t>
             </w:r>
           </w:p>
         </w:tc>
@@ -7616,7 +7896,7 @@
                 <w:szCs w:val="20"/>
                 <w:lang w:eastAsia="es-CL"/>
               </w:rPr>
-              <w:t>Utilizar datos de prueba para validar las reglas.</w:t>
+              <w:t>Realizar pruebas parciales durante el desarrollo.</w:t>
             </w:r>
           </w:p>
         </w:tc>
@@ -7649,7 +7929,7 @@
                 <w:szCs w:val="20"/>
                 <w:lang w:eastAsia="es-CL"/>
               </w:rPr>
-              <w:t>Transformación de datos / Implementación de soluciones</w:t>
+              <w:t>Desarrollo de solución de software</w:t>
             </w:r>
           </w:p>
         </w:tc>
@@ -7678,7 +7958,7 @@
                 <w:szCs w:val="20"/>
                 <w:lang w:eastAsia="es-CL"/>
               </w:rPr>
-              <w:t>Comparación histórica y trazabilidad</w:t>
+              <w:t>Implementación de validaciones y reglas de negocio</w:t>
             </w:r>
           </w:p>
         </w:tc>
@@ -7707,7 +7987,7 @@
                 <w:szCs w:val="20"/>
                 <w:lang w:eastAsia="es-CL"/>
               </w:rPr>
-              <w:t>Implementar el registro de ejecuciones y la identificación de registros nuevos, modificados, eliminados y sin cambios.</w:t>
+              <w:t>Implementar validaciones de RUT, duplicados, campos incompletos, formatos y reglas asociadas al procesamiento.</w:t>
             </w:r>
           </w:p>
         </w:tc>
@@ -7736,7 +8016,7 @@
                 <w:szCs w:val="20"/>
                 <w:lang w:eastAsia="es-CL"/>
               </w:rPr>
-              <w:t>BD, lenguaje de programación</w:t>
+              <w:t>Lenguaje de programación, BD</w:t>
             </w:r>
           </w:p>
         </w:tc>
@@ -7768,7 +8048,7 @@
                 <w:szCs w:val="20"/>
                 <w:lang w:eastAsia="es-CL"/>
               </w:rPr>
-              <w:t>Semana 11</w:t>
+              <w:t>2 semanas</w:t>
             </w:r>
           </w:p>
         </w:tc>
@@ -7801,7 +8081,7 @@
                 <w:szCs w:val="20"/>
                 <w:lang w:eastAsia="es-CL"/>
               </w:rPr>
-              <w:t>Integrante 2</w:t>
+              <w:t>David Muñoz Bravo</w:t>
             </w:r>
           </w:p>
         </w:tc>
@@ -7830,7 +8110,7 @@
                 <w:szCs w:val="20"/>
                 <w:lang w:eastAsia="es-CL"/>
               </w:rPr>
-              <w:t>Mantener historial de los procesos ejecutados.</w:t>
+              <w:t>Utilizar datos de prueba para validar las reglas.</w:t>
             </w:r>
           </w:p>
         </w:tc>
@@ -7863,7 +8143,7 @@
                 <w:szCs w:val="20"/>
                 <w:lang w:eastAsia="es-CL"/>
               </w:rPr>
-              <w:t>Implementación de soluciones sistémicas</w:t>
+              <w:t>Transformación de datos / Implementación de soluciones</w:t>
             </w:r>
           </w:p>
         </w:tc>
@@ -7892,31 +8172,7 @@
                 <w:szCs w:val="20"/>
                 <w:lang w:eastAsia="es-CL"/>
               </w:rPr>
-              <w:t xml:space="preserve">Desarrollo de </w:t>
-            </w:r>
-            <w:proofErr w:type="spellStart"/>
-            <w:r>
-              <w:rPr>
-                <w:rFonts w:ascii="Calibri" w:hAnsi="Calibri" w:cs="Arial"/>
-                <w:i/>
-                <w:color w:val="548DD4"/>
-                <w:sz w:val="18"/>
-                <w:szCs w:val="20"/>
-                <w:lang w:eastAsia="es-CL"/>
-              </w:rPr>
-              <w:t>dashboard</w:t>
-            </w:r>
-            <w:proofErr w:type="spellEnd"/>
-            <w:r>
-              <w:rPr>
-                <w:rFonts w:ascii="Calibri" w:hAnsi="Calibri" w:cs="Arial"/>
-                <w:i/>
-                <w:color w:val="548DD4"/>
-                <w:sz w:val="18"/>
-                <w:szCs w:val="20"/>
-                <w:lang w:eastAsia="es-CL"/>
-              </w:rPr>
-              <w:t xml:space="preserve"> y monitoreo</w:t>
+              <w:t>Comparación histórica y trazabilidad</w:t>
             </w:r>
           </w:p>
         </w:tc>
@@ -7945,7 +8201,7 @@
                 <w:szCs w:val="20"/>
                 <w:lang w:eastAsia="es-CL"/>
               </w:rPr>
-              <w:t>Implementar indicadores para visualizar el estado y resultados de los procesos.</w:t>
+              <w:t>Implementar el registro de ejecuciones y la identificación de registros nuevos, modificados, eliminados y sin cambios.</w:t>
             </w:r>
           </w:p>
         </w:tc>
@@ -7974,7 +8230,7 @@
                 <w:szCs w:val="20"/>
                 <w:lang w:eastAsia="es-CL"/>
               </w:rPr>
-              <w:t>Framework de desarrollo, BD</w:t>
+              <w:t>BD, lenguaje de programación</w:t>
             </w:r>
           </w:p>
         </w:tc>
@@ -8006,7 +8262,7 @@
                 <w:szCs w:val="20"/>
                 <w:lang w:eastAsia="es-CL"/>
               </w:rPr>
-              <w:t>Semana 12</w:t>
+              <w:t>1 semana</w:t>
             </w:r>
           </w:p>
         </w:tc>
@@ -8039,7 +8295,7 @@
                 <w:szCs w:val="20"/>
                 <w:lang w:eastAsia="es-CL"/>
               </w:rPr>
-              <w:t>Integrante 3</w:t>
+              <w:t>Tomas Catalán Madariaga</w:t>
             </w:r>
           </w:p>
         </w:tc>
@@ -8068,7 +8324,7 @@
                 <w:szCs w:val="20"/>
                 <w:lang w:eastAsia="es-CL"/>
               </w:rPr>
-              <w:t>Mostrar información relevante para el seguimiento del proceso.</w:t>
+              <w:t>Mantener historial de los procesos ejecutados.</w:t>
             </w:r>
           </w:p>
         </w:tc>
@@ -8101,7 +8357,8 @@
                 <w:szCs w:val="20"/>
                 <w:lang w:eastAsia="es-CL"/>
               </w:rPr>
-              <w:t>Desarrollo de solución de software</w:t>
+              <w:lastRenderedPageBreak/>
+              <w:t>Implementación de soluciones sistémicas</w:t>
             </w:r>
           </w:p>
         </w:tc>
@@ -8130,7 +8387,31 @@
                 <w:szCs w:val="20"/>
                 <w:lang w:eastAsia="es-CL"/>
               </w:rPr>
-              <w:t>Implementación de reportes</w:t>
+              <w:t xml:space="preserve">Desarrollo de </w:t>
+            </w:r>
+            <w:proofErr w:type="spellStart"/>
+            <w:r>
+              <w:rPr>
+                <w:rFonts w:ascii="Calibri" w:hAnsi="Calibri" w:cs="Arial"/>
+                <w:i/>
+                <w:color w:val="548DD4"/>
+                <w:sz w:val="18"/>
+                <w:szCs w:val="20"/>
+                <w:lang w:eastAsia="es-CL"/>
+              </w:rPr>
+              <w:t>dashboard</w:t>
+            </w:r>
+            <w:proofErr w:type="spellEnd"/>
+            <w:r>
+              <w:rPr>
+                <w:rFonts w:ascii="Calibri" w:hAnsi="Calibri" w:cs="Arial"/>
+                <w:i/>
+                <w:color w:val="548DD4"/>
+                <w:sz w:val="18"/>
+                <w:szCs w:val="20"/>
+                <w:lang w:eastAsia="es-CL"/>
+              </w:rPr>
+              <w:t xml:space="preserve"> y monitoreo</w:t>
             </w:r>
           </w:p>
         </w:tc>
@@ -8159,7 +8440,7 @@
                 <w:szCs w:val="20"/>
                 <w:lang w:eastAsia="es-CL"/>
               </w:rPr>
-              <w:t>Desarrollar reportes parametrizables y exportables en diferentes formatos.</w:t>
+              <w:t>Implementar indicadores para visualizar el estado y resultados de los procesos.</w:t>
             </w:r>
           </w:p>
         </w:tc>
@@ -8188,7 +8469,7 @@
                 <w:szCs w:val="20"/>
                 <w:lang w:eastAsia="es-CL"/>
               </w:rPr>
-              <w:t>Lenguaje de programación, librerías de generación de reportes</w:t>
+              <w:t>Framework de desarrollo, BD</w:t>
             </w:r>
           </w:p>
         </w:tc>
@@ -8220,7 +8501,7 @@
                 <w:szCs w:val="20"/>
                 <w:lang w:eastAsia="es-CL"/>
               </w:rPr>
-              <w:t>Semana 13</w:t>
+              <w:t>1 semana</w:t>
             </w:r>
           </w:p>
         </w:tc>
@@ -8253,7 +8534,7 @@
                 <w:szCs w:val="20"/>
                 <w:lang w:eastAsia="es-CL"/>
               </w:rPr>
-              <w:t>Integrante 3</w:t>
+              <w:t>David Muñoz Bravo</w:t>
             </w:r>
           </w:p>
         </w:tc>
@@ -8282,7 +8563,7 @@
                 <w:szCs w:val="20"/>
                 <w:lang w:eastAsia="es-CL"/>
               </w:rPr>
-              <w:t>Considerar filtros y criterios definidos en los requerimientos.</w:t>
+              <w:t>Mostrar información relevante para el seguimiento del proceso.</w:t>
             </w:r>
           </w:p>
         </w:tc>
@@ -8315,7 +8596,7 @@
                 <w:szCs w:val="20"/>
                 <w:lang w:eastAsia="es-CL"/>
               </w:rPr>
-              <w:t>Transformación de grandes volúmenes de datos</w:t>
+              <w:t>Desarrollo de solución de software</w:t>
             </w:r>
           </w:p>
         </w:tc>
@@ -8344,7 +8625,7 @@
                 <w:szCs w:val="20"/>
                 <w:lang w:eastAsia="es-CL"/>
               </w:rPr>
-              <w:t>Implementación del componente de IA</w:t>
+              <w:t>Implementación de reportes</w:t>
             </w:r>
           </w:p>
         </w:tc>
@@ -8373,19 +8654,7 @@
                 <w:szCs w:val="20"/>
                 <w:lang w:eastAsia="es-CL"/>
               </w:rPr>
-              <w:t xml:space="preserve">Incorporar análisis de datos para detectar anomalías y generar sugerencias de </w:t>
-            </w:r>
-            <w:r>
-              <w:rPr>
-                <w:rFonts w:ascii="Calibri" w:hAnsi="Calibri" w:cs="Arial"/>
-                <w:i/>
-                <w:color w:val="548DD4"/>
-                <w:sz w:val="18"/>
-                <w:szCs w:val="20"/>
-                <w:lang w:eastAsia="es-CL"/>
-              </w:rPr>
-              <w:lastRenderedPageBreak/>
-              <w:t>posibles validaciones.</w:t>
+              <w:t>Desarrollar reportes parametrizables y exportables en diferentes formatos.</w:t>
             </w:r>
           </w:p>
         </w:tc>
@@ -8414,8 +8683,7 @@
                 <w:szCs w:val="20"/>
                 <w:lang w:eastAsia="es-CL"/>
               </w:rPr>
-              <w:lastRenderedPageBreak/>
-              <w:t>Lenguaje de programación, herramientas de IA, datos de prueba</w:t>
+              <w:t>Lenguaje de programación, librerías de generación de reportes</w:t>
             </w:r>
           </w:p>
         </w:tc>
@@ -8447,7 +8715,7 @@
                 <w:szCs w:val="20"/>
                 <w:lang w:eastAsia="es-CL"/>
               </w:rPr>
-              <w:t>Semanas 13-14</w:t>
+              <w:t>1 semana</w:t>
             </w:r>
           </w:p>
         </w:tc>
@@ -8480,7 +8748,7 @@
                 <w:szCs w:val="20"/>
                 <w:lang w:eastAsia="es-CL"/>
               </w:rPr>
-              <w:t>Integrante 4</w:t>
+              <w:t>David Muñoz Bravo</w:t>
             </w:r>
           </w:p>
         </w:tc>
@@ -8509,7 +8777,7 @@
                 <w:szCs w:val="20"/>
                 <w:lang w:eastAsia="es-CL"/>
               </w:rPr>
-              <w:t>La IA funcionará como apoyo al análisis, no como reemplazo de las reglas de negocio.</w:t>
+              <w:t>Considerar filtros y criterios definidos en los requerimientos.</w:t>
             </w:r>
           </w:p>
         </w:tc>
@@ -8542,7 +8810,7 @@
                 <w:szCs w:val="20"/>
                 <w:lang w:eastAsia="es-CL"/>
               </w:rPr>
-              <w:t>Desarrollo de solución / Arquitectura</w:t>
+              <w:t>Transformación de grandes volúmenes de datos</w:t>
             </w:r>
           </w:p>
         </w:tc>
@@ -8571,7 +8839,7 @@
                 <w:szCs w:val="20"/>
                 <w:lang w:eastAsia="es-CL"/>
               </w:rPr>
-              <w:t>Integración de componentes</w:t>
+              <w:t>Implementación del componente de IA</w:t>
             </w:r>
           </w:p>
         </w:tc>
@@ -8600,31 +8868,7 @@
                 <w:szCs w:val="20"/>
                 <w:lang w:eastAsia="es-CL"/>
               </w:rPr>
-              <w:t xml:space="preserve">Integrar ETL, base de datos, validaciones, </w:t>
-            </w:r>
-            <w:proofErr w:type="spellStart"/>
-            <w:r>
-              <w:rPr>
-                <w:rFonts w:ascii="Calibri" w:hAnsi="Calibri" w:cs="Arial"/>
-                <w:i/>
-                <w:color w:val="548DD4"/>
-                <w:sz w:val="18"/>
-                <w:szCs w:val="20"/>
-                <w:lang w:eastAsia="es-CL"/>
-              </w:rPr>
-              <w:t>dashboard</w:t>
-            </w:r>
-            <w:proofErr w:type="spellEnd"/>
-            <w:r>
-              <w:rPr>
-                <w:rFonts w:ascii="Calibri" w:hAnsi="Calibri" w:cs="Arial"/>
-                <w:i/>
-                <w:color w:val="548DD4"/>
-                <w:sz w:val="18"/>
-                <w:szCs w:val="20"/>
-                <w:lang w:eastAsia="es-CL"/>
-              </w:rPr>
-              <w:t>, reportes e IA en una solución funcional.</w:t>
+              <w:t>Incorporar análisis de datos para detectar anomalías y generar sugerencias de posibles validaciones.</w:t>
             </w:r>
           </w:p>
         </w:tc>
@@ -8653,7 +8897,7 @@
                 <w:szCs w:val="20"/>
                 <w:lang w:eastAsia="es-CL"/>
               </w:rPr>
-              <w:t>Entorno de desarrollo, BD, repositorio Git</w:t>
+              <w:t>Lenguaje de programación, herramientas de IA, datos de prueba</w:t>
             </w:r>
           </w:p>
         </w:tc>
@@ -8685,7 +8929,7 @@
                 <w:szCs w:val="20"/>
                 <w:lang w:eastAsia="es-CL"/>
               </w:rPr>
-              <w:t>Semana 15</w:t>
+              <w:t>2 semanas</w:t>
             </w:r>
           </w:p>
         </w:tc>
@@ -8718,7 +8962,7 @@
                 <w:szCs w:val="20"/>
                 <w:lang w:eastAsia="es-CL"/>
               </w:rPr>
-              <w:t>Todos</w:t>
+              <w:t>Héctor Sanhueza Castro</w:t>
             </w:r>
           </w:p>
         </w:tc>
@@ -8747,18 +8991,7 @@
                 <w:szCs w:val="20"/>
                 <w:lang w:eastAsia="es-CL"/>
               </w:rPr>
-              <w:t>Verificar la comunicación entre los diferentes módulos</w:t>
-            </w:r>
-            <w:r>
-              <w:rPr>
-                <w:rFonts w:ascii="Calibri" w:hAnsi="Calibri" w:cs="Arial"/>
-                <w:i/>
-                <w:color w:val="548DD4"/>
-                <w:sz w:val="18"/>
-                <w:szCs w:val="20"/>
-                <w:lang w:eastAsia="es-CL"/>
-              </w:rPr>
-              <w:t>.</w:t>
+              <w:t>La IA funcionará como apoyo al análisis, no como reemplazo de las reglas de negocio.</w:t>
             </w:r>
           </w:p>
         </w:tc>
@@ -8791,7 +9024,7 @@
                 <w:szCs w:val="20"/>
                 <w:lang w:eastAsia="es-CL"/>
               </w:rPr>
-              <w:t>Pruebas de certificación</w:t>
+              <w:t>Desarrollo de solución / Arquitectura</w:t>
             </w:r>
           </w:p>
         </w:tc>
@@ -8820,7 +9053,7 @@
                 <w:szCs w:val="20"/>
                 <w:lang w:eastAsia="es-CL"/>
               </w:rPr>
-              <w:t>Pruebas funcionales y de integración</w:t>
+              <w:t>Integración de componentes</w:t>
             </w:r>
           </w:p>
         </w:tc>
@@ -8849,7 +9082,31 @@
                 <w:szCs w:val="20"/>
                 <w:lang w:eastAsia="es-CL"/>
               </w:rPr>
-              <w:t>Ejecutar pruebas para verificar el correcto funcionamiento de los componentes y procesos.</w:t>
+              <w:t xml:space="preserve">Integrar ETL, base de datos, validaciones, </w:t>
+            </w:r>
+            <w:proofErr w:type="spellStart"/>
+            <w:r>
+              <w:rPr>
+                <w:rFonts w:ascii="Calibri" w:hAnsi="Calibri" w:cs="Arial"/>
+                <w:i/>
+                <w:color w:val="548DD4"/>
+                <w:sz w:val="18"/>
+                <w:szCs w:val="20"/>
+                <w:lang w:eastAsia="es-CL"/>
+              </w:rPr>
+              <w:t>dashboard</w:t>
+            </w:r>
+            <w:proofErr w:type="spellEnd"/>
+            <w:r>
+              <w:rPr>
+                <w:rFonts w:ascii="Calibri" w:hAnsi="Calibri" w:cs="Arial"/>
+                <w:i/>
+                <w:color w:val="548DD4"/>
+                <w:sz w:val="18"/>
+                <w:szCs w:val="20"/>
+                <w:lang w:eastAsia="es-CL"/>
+              </w:rPr>
+              <w:t>, reportes e IA en una solución funcional.</w:t>
             </w:r>
           </w:p>
         </w:tc>
@@ -8878,21 +9135,8 @@
                 <w:szCs w:val="20"/>
                 <w:lang w:eastAsia="es-CL"/>
               </w:rPr>
-              <w:t xml:space="preserve">Datos de prueba, herramientas de </w:t>
-            </w:r>
-            <w:proofErr w:type="spellStart"/>
-            <w:r>
-              <w:rPr>
-                <w:rFonts w:ascii="Calibri" w:hAnsi="Calibri" w:cs="Arial"/>
-                <w:i/>
-                <w:color w:val="548DD4"/>
-                <w:sz w:val="18"/>
-                <w:szCs w:val="20"/>
-                <w:lang w:eastAsia="es-CL"/>
-              </w:rPr>
-              <w:t>testing</w:t>
-            </w:r>
-            <w:proofErr w:type="spellEnd"/>
+              <w:t>Entorno de desarrollo, BD, repositorio Git</w:t>
+            </w:r>
           </w:p>
         </w:tc>
         <w:tc>
@@ -8923,7 +9167,7 @@
                 <w:szCs w:val="20"/>
                 <w:lang w:eastAsia="es-CL"/>
               </w:rPr>
-              <w:t>Semana 16</w:t>
+              <w:t>1 semana</w:t>
             </w:r>
           </w:p>
         </w:tc>
@@ -8956,7 +9200,7 @@
                 <w:szCs w:val="20"/>
                 <w:lang w:eastAsia="es-CL"/>
               </w:rPr>
-              <w:t>Integrante 4</w:t>
+              <w:t>Todos</w:t>
             </w:r>
           </w:p>
         </w:tc>
@@ -8985,7 +9229,18 @@
                 <w:szCs w:val="20"/>
                 <w:lang w:eastAsia="es-CL"/>
               </w:rPr>
-              <w:t>Registrar resultados y errores encontrados.</w:t>
+              <w:t>Verificar la comunicación entre los diferentes módulos</w:t>
+            </w:r>
+            <w:r>
+              <w:rPr>
+                <w:rFonts w:ascii="Calibri" w:hAnsi="Calibri" w:cs="Arial"/>
+                <w:i/>
+                <w:color w:val="548DD4"/>
+                <w:sz w:val="18"/>
+                <w:szCs w:val="20"/>
+                <w:lang w:eastAsia="es-CL"/>
+              </w:rPr>
+              <w:t>.</w:t>
             </w:r>
           </w:p>
         </w:tc>
@@ -9018,7 +9273,7 @@
                 <w:szCs w:val="20"/>
                 <w:lang w:eastAsia="es-CL"/>
               </w:rPr>
-              <w:t>Pruebas / Gestión de proyectos</w:t>
+              <w:t>Pruebas de certificación</w:t>
             </w:r>
           </w:p>
         </w:tc>
@@ -9047,7 +9302,7 @@
                 <w:szCs w:val="20"/>
                 <w:lang w:eastAsia="es-CL"/>
               </w:rPr>
-              <w:t>Correcciones y documentación final</w:t>
+              <w:t>Pruebas funcionales y de integración</w:t>
             </w:r>
           </w:p>
         </w:tc>
@@ -9076,7 +9331,7 @@
                 <w:szCs w:val="20"/>
                 <w:lang w:eastAsia="es-CL"/>
               </w:rPr>
-              <w:t>Resolver errores detectados, completar documentación técnica y preparar evidencias finales.</w:t>
+              <w:t>Ejecutar pruebas para verificar el correcto funcionamiento de los componentes y procesos.</w:t>
             </w:r>
           </w:p>
         </w:tc>
@@ -9105,8 +9360,21 @@
                 <w:szCs w:val="20"/>
                 <w:lang w:eastAsia="es-CL"/>
               </w:rPr>
-              <w:t>Herramientas de desarrollo y documentación</w:t>
-            </w:r>
+              <w:t xml:space="preserve">Datos de prueba, herramientas de </w:t>
+            </w:r>
+            <w:proofErr w:type="spellStart"/>
+            <w:r>
+              <w:rPr>
+                <w:rFonts w:ascii="Calibri" w:hAnsi="Calibri" w:cs="Arial"/>
+                <w:i/>
+                <w:color w:val="548DD4"/>
+                <w:sz w:val="18"/>
+                <w:szCs w:val="20"/>
+                <w:lang w:eastAsia="es-CL"/>
+              </w:rPr>
+              <w:t>testing</w:t>
+            </w:r>
+            <w:proofErr w:type="spellEnd"/>
           </w:p>
         </w:tc>
         <w:tc>
@@ -9137,7 +9405,7 @@
                 <w:szCs w:val="20"/>
                 <w:lang w:eastAsia="es-CL"/>
               </w:rPr>
-              <w:t>Semana 17</w:t>
+              <w:t>1 semana</w:t>
             </w:r>
           </w:p>
         </w:tc>
@@ -9170,7 +9438,7 @@
                 <w:szCs w:val="20"/>
                 <w:lang w:eastAsia="es-CL"/>
               </w:rPr>
-              <w:t>Todos</w:t>
+              <w:t>Héctor Sanhueza Castro</w:t>
             </w:r>
           </w:p>
         </w:tc>
@@ -9199,7 +9467,7 @@
                 <w:szCs w:val="20"/>
                 <w:lang w:eastAsia="es-CL"/>
               </w:rPr>
-              <w:t>Realizar validación final del cumplimiento de objetivos.</w:t>
+              <w:t>Registrar resultados y errores encontrados.</w:t>
             </w:r>
           </w:p>
         </w:tc>
@@ -9232,7 +9500,7 @@
                 <w:szCs w:val="20"/>
                 <w:lang w:eastAsia="es-CL"/>
               </w:rPr>
-              <w:t>Gestión de proyectos informáticos</w:t>
+              <w:t>Pruebas / Gestión de proyectos</w:t>
             </w:r>
           </w:p>
         </w:tc>
@@ -9261,7 +9529,7 @@
                 <w:szCs w:val="20"/>
                 <w:lang w:eastAsia="es-CL"/>
               </w:rPr>
-              <w:t>Presentación y cierre del proyecto</w:t>
+              <w:t>Correcciones y documentación final</w:t>
             </w:r>
           </w:p>
         </w:tc>
@@ -9290,7 +9558,7 @@
                 <w:szCs w:val="20"/>
                 <w:lang w:eastAsia="es-CL"/>
               </w:rPr>
-              <w:t>Preparar la presentación, demostración de la solución y entrega final del proyecto.</w:t>
+              <w:t>Resolver errores detectados, completar documentación técnica y preparar evidencias finales.</w:t>
             </w:r>
           </w:p>
         </w:tc>
@@ -9319,7 +9587,7 @@
                 <w:szCs w:val="20"/>
                 <w:lang w:eastAsia="es-CL"/>
               </w:rPr>
-              <w:t>Presentación, documentación, plataforma desarrollada</w:t>
+              <w:t>Herramientas de desarrollo y documentación</w:t>
             </w:r>
           </w:p>
         </w:tc>
@@ -9351,7 +9619,221 @@
                 <w:szCs w:val="20"/>
                 <w:lang w:eastAsia="es-CL"/>
               </w:rPr>
-              <w:t>Semana 18</w:t>
+              <w:t>1 semana</w:t>
+            </w:r>
+          </w:p>
+        </w:tc>
+        <w:tc>
+          <w:tcPr>
+            <w:tcW w:w="1580" w:type="dxa"/>
+            <w:tcBorders>
+              <w:left w:val="single" w:sz="4" w:space="0" w:color="FFFFFF" w:themeColor="background1"/>
+            </w:tcBorders>
+            <w:shd w:val="clear" w:color="auto" w:fill="D9D9D9" w:themeFill="background1" w:themeFillShade="D9"/>
+          </w:tcPr>
+          <w:p>
+            <w:pPr>
+              <w:jc w:val="both"/>
+              <w:rPr>
+                <w:rFonts w:ascii="Calibri" w:hAnsi="Calibri" w:cs="Arial"/>
+                <w:i/>
+                <w:color w:val="548DD4"/>
+                <w:sz w:val="18"/>
+                <w:szCs w:val="20"/>
+                <w:lang w:eastAsia="es-CL"/>
+              </w:rPr>
+            </w:pPr>
+            <w:r>
+              <w:rPr>
+                <w:rFonts w:ascii="Calibri" w:hAnsi="Calibri" w:cs="Arial"/>
+                <w:i/>
+                <w:color w:val="548DD4"/>
+                <w:sz w:val="18"/>
+                <w:szCs w:val="20"/>
+                <w:lang w:eastAsia="es-CL"/>
+              </w:rPr>
+              <w:t>Todos</w:t>
+            </w:r>
+          </w:p>
+        </w:tc>
+        <w:tc>
+          <w:tcPr>
+            <w:tcW w:w="1581" w:type="dxa"/>
+          </w:tcPr>
+          <w:p>
+            <w:pPr>
+              <w:jc w:val="both"/>
+              <w:rPr>
+                <w:rFonts w:ascii="Calibri" w:hAnsi="Calibri" w:cs="Arial"/>
+                <w:i/>
+                <w:color w:val="548DD4"/>
+                <w:sz w:val="18"/>
+                <w:szCs w:val="20"/>
+                <w:lang w:eastAsia="es-CL"/>
+              </w:rPr>
+            </w:pPr>
+            <w:r>
+              <w:rPr>
+                <w:rFonts w:ascii="Calibri" w:hAnsi="Calibri" w:cs="Arial"/>
+                <w:i/>
+                <w:color w:val="548DD4"/>
+                <w:sz w:val="18"/>
+                <w:szCs w:val="20"/>
+                <w:lang w:eastAsia="es-CL"/>
+              </w:rPr>
+              <w:t>Realizar validación final del cumplimiento de objetivos.</w:t>
+            </w:r>
+          </w:p>
+        </w:tc>
+      </w:tr>
+      <w:tr>
+        <w:trPr>
+          <w:jc w:val="center"/>
+        </w:trPr>
+        <w:tc>
+          <w:tcPr>
+            <w:tcW w:w="1580" w:type="dxa"/>
+          </w:tcPr>
+          <w:p>
+            <w:pPr>
+              <w:rPr>
+                <w:rFonts w:ascii="Calibri" w:hAnsi="Calibri" w:cs="Arial"/>
+                <w:i/>
+                <w:color w:val="548DD4"/>
+                <w:sz w:val="18"/>
+                <w:szCs w:val="20"/>
+                <w:lang w:eastAsia="es-CL"/>
+              </w:rPr>
+            </w:pPr>
+            <w:r>
+              <w:rPr>
+                <w:rFonts w:ascii="Calibri" w:hAnsi="Calibri" w:cs="Arial"/>
+                <w:i/>
+                <w:color w:val="548DD4"/>
+                <w:sz w:val="18"/>
+                <w:szCs w:val="20"/>
+                <w:lang w:eastAsia="es-CL"/>
+              </w:rPr>
+              <w:t>Gestión de proyectos informáticos</w:t>
+            </w:r>
+          </w:p>
+        </w:tc>
+        <w:tc>
+          <w:tcPr>
+            <w:tcW w:w="1580" w:type="dxa"/>
+          </w:tcPr>
+          <w:p>
+            <w:pPr>
+              <w:jc w:val="both"/>
+              <w:rPr>
+                <w:rFonts w:ascii="Calibri" w:hAnsi="Calibri" w:cs="Arial"/>
+                <w:i/>
+                <w:color w:val="548DD4"/>
+                <w:sz w:val="18"/>
+                <w:szCs w:val="20"/>
+                <w:lang w:eastAsia="es-CL"/>
+              </w:rPr>
+            </w:pPr>
+            <w:r>
+              <w:rPr>
+                <w:rFonts w:ascii="Calibri" w:hAnsi="Calibri" w:cs="Arial"/>
+                <w:i/>
+                <w:color w:val="548DD4"/>
+                <w:sz w:val="18"/>
+                <w:szCs w:val="20"/>
+                <w:lang w:eastAsia="es-CL"/>
+              </w:rPr>
+              <w:t>Presentación y cierre del proyecto</w:t>
+            </w:r>
+          </w:p>
+        </w:tc>
+        <w:tc>
+          <w:tcPr>
+            <w:tcW w:w="1580" w:type="dxa"/>
+          </w:tcPr>
+          <w:p>
+            <w:pPr>
+              <w:jc w:val="both"/>
+              <w:rPr>
+                <w:rFonts w:ascii="Calibri" w:hAnsi="Calibri" w:cs="Arial"/>
+                <w:i/>
+                <w:color w:val="548DD4"/>
+                <w:sz w:val="18"/>
+                <w:szCs w:val="20"/>
+                <w:lang w:eastAsia="es-CL"/>
+              </w:rPr>
+            </w:pPr>
+            <w:r>
+              <w:rPr>
+                <w:rFonts w:ascii="Calibri" w:hAnsi="Calibri" w:cs="Arial"/>
+                <w:i/>
+                <w:color w:val="548DD4"/>
+                <w:sz w:val="18"/>
+                <w:szCs w:val="20"/>
+                <w:lang w:eastAsia="es-CL"/>
+              </w:rPr>
+              <w:t>Preparar la presentación, demostración de la solución y entrega final del proyecto.</w:t>
+            </w:r>
+          </w:p>
+        </w:tc>
+        <w:tc>
+          <w:tcPr>
+            <w:tcW w:w="1580" w:type="dxa"/>
+          </w:tcPr>
+          <w:p>
+            <w:pPr>
+              <w:jc w:val="both"/>
+              <w:rPr>
+                <w:rFonts w:ascii="Calibri" w:hAnsi="Calibri" w:cs="Arial"/>
+                <w:i/>
+                <w:color w:val="548DD4"/>
+                <w:sz w:val="18"/>
+                <w:szCs w:val="20"/>
+                <w:lang w:eastAsia="es-CL"/>
+              </w:rPr>
+            </w:pPr>
+            <w:r>
+              <w:rPr>
+                <w:rFonts w:ascii="Calibri" w:hAnsi="Calibri" w:cs="Arial"/>
+                <w:i/>
+                <w:color w:val="548DD4"/>
+                <w:sz w:val="18"/>
+                <w:szCs w:val="20"/>
+                <w:lang w:eastAsia="es-CL"/>
+              </w:rPr>
+              <w:t>Presentación, documentación, plataforma desarrollada</w:t>
+            </w:r>
+          </w:p>
+        </w:tc>
+        <w:tc>
+          <w:tcPr>
+            <w:tcW w:w="1580" w:type="dxa"/>
+            <w:tcBorders>
+              <w:right w:val="single" w:sz="4" w:space="0" w:color="FFFFFF" w:themeColor="background1"/>
+            </w:tcBorders>
+          </w:tcPr>
+          <w:p>
+            <w:pPr>
+              <w:jc w:val="both"/>
+              <w:rPr>
+                <w:rFonts w:ascii="Calibri" w:hAnsi="Calibri" w:cs="Arial"/>
+                <w:i/>
+                <w:color w:val="548DD4"/>
+                <w:sz w:val="18"/>
+                <w:szCs w:val="20"/>
+                <w:lang w:eastAsia="es-CL"/>
+              </w:rPr>
+            </w:pPr>
+            <w:r>
+              <w:rPr>
+                <w:rFonts w:ascii="Calibri" w:hAnsi="Calibri" w:cs="Arial"/>
+                <w:i/>
+                <w:color w:val="548DD4"/>
+                <w:sz w:val="18"/>
+                <w:szCs w:val="20"/>
+                <w:lang w:eastAsia="es-CL"/>
+              </w:rPr>
+              <w:t>1 semana</w:t>
             </w:r>
           </w:p>
         </w:tc>
@@ -9534,7 +10016,15 @@
                 <w:rFonts w:ascii="Calibri" w:hAnsi="Calibri"/>
                 <w:color w:val="1F3864" w:themeColor="accent1" w:themeShade="80"/>
               </w:rPr>
-              <w:t>ste las actividades planificadas en el punto anterior considerando el periodo asignado para el desarrollo de tu Proyecto APT. Debes mantener la temporalidad del periodo académico en el desarrollo de las tres fases que contempla la Asignatura de Portafolio de T</w:t>
+              <w:t xml:space="preserve">ste las actividades planificadas en el punto anterior considerando el periodo asignado para el desarrollo de tu Proyecto APT. Debes mantener </w:t>
+            </w:r>
+            <w:r>
+              <w:rPr>
+                <w:rFonts w:ascii="Calibri" w:hAnsi="Calibri"/>
+                <w:color w:val="1F3864" w:themeColor="accent1" w:themeShade="80"/>
+              </w:rPr>
+              <w:lastRenderedPageBreak/>
+              <w:t>la temporalidad del periodo académico en el desarrollo de las tres fases que contempla la Asignatura de Portafolio de T</w:t>
             </w:r>
             <w:r>
               <w:rPr>
@@ -9717,7 +10207,6 @@
                 <w:sz w:val="16"/>
                 <w:szCs w:val="16"/>
               </w:rPr>
-              <w:lastRenderedPageBreak/>
               <w:t>Actividad</w:t>
             </w:r>
           </w:p>
@@ -10288,6 +10777,368 @@
         <w:tc>
           <w:tcPr>
             <w:tcW w:w="1399" w:type="dxa"/>
+          </w:tcPr>
+          <w:p>
+            <w:pPr>
+              <w:spacing w:line="360" w:lineRule="auto"/>
+              <w:jc w:val="both"/>
+              <w:rPr>
+                <w:rFonts w:ascii="Calibri" w:hAnsi="Calibri" w:cs="Arial"/>
+                <w:i/>
+                <w:color w:val="548DD4"/>
+                <w:sz w:val="18"/>
+                <w:szCs w:val="20"/>
+                <w:lang w:eastAsia="es-CL"/>
+              </w:rPr>
+            </w:pPr>
+            <w:r>
+              <w:rPr>
+                <w:rFonts w:ascii="Calibri" w:hAnsi="Calibri" w:cs="Arial"/>
+                <w:i/>
+                <w:color w:val="548DD4"/>
+                <w:sz w:val="18"/>
+                <w:szCs w:val="20"/>
+                <w:lang w:eastAsia="es-CL"/>
+              </w:rPr>
+              <w:t>Reuniones de seguimiento</w:t>
+            </w:r>
+          </w:p>
+        </w:tc>
+        <w:tc>
+          <w:tcPr>
+            <w:tcW w:w="532" w:type="dxa"/>
+            <w:shd w:val="clear" w:color="auto" w:fill="767171" w:themeFill="background2" w:themeFillShade="80"/>
+          </w:tcPr>
+          <w:p>
+            <w:pPr>
+              <w:spacing w:line="360" w:lineRule="auto"/>
+              <w:jc w:val="both"/>
+              <w:rPr>
+                <w:b/>
+                <w:sz w:val="16"/>
+                <w:szCs w:val="16"/>
+                <w:highlight w:val="darkGray"/>
+              </w:rPr>
+            </w:pPr>
+          </w:p>
+        </w:tc>
+        <w:tc>
+          <w:tcPr>
+            <w:tcW w:w="518" w:type="dxa"/>
+            <w:shd w:val="clear" w:color="auto" w:fill="767171" w:themeFill="background2" w:themeFillShade="80"/>
+          </w:tcPr>
+          <w:p>
+            <w:pPr>
+              <w:spacing w:line="360" w:lineRule="auto"/>
+              <w:jc w:val="both"/>
+              <w:rPr>
+                <w:b/>
+                <w:sz w:val="16"/>
+                <w:szCs w:val="16"/>
+                <w:highlight w:val="darkGray"/>
+              </w:rPr>
+            </w:pPr>
+          </w:p>
+        </w:tc>
+        <w:tc>
+          <w:tcPr>
+            <w:tcW w:w="519" w:type="dxa"/>
+            <w:shd w:val="clear" w:color="auto" w:fill="767171" w:themeFill="background2" w:themeFillShade="80"/>
+          </w:tcPr>
+          <w:p>
+            <w:pPr>
+              <w:spacing w:line="360" w:lineRule="auto"/>
+              <w:jc w:val="both"/>
+              <w:rPr>
+                <w:b/>
+                <w:sz w:val="16"/>
+                <w:szCs w:val="16"/>
+                <w:highlight w:val="darkGray"/>
+              </w:rPr>
+            </w:pPr>
+          </w:p>
+        </w:tc>
+        <w:tc>
+          <w:tcPr>
+            <w:tcW w:w="523" w:type="dxa"/>
+            <w:shd w:val="clear" w:color="auto" w:fill="767171" w:themeFill="background2" w:themeFillShade="80"/>
+          </w:tcPr>
+          <w:p>
+            <w:pPr>
+              <w:spacing w:line="360" w:lineRule="auto"/>
+              <w:jc w:val="both"/>
+              <w:rPr>
+                <w:b/>
+                <w:sz w:val="16"/>
+                <w:szCs w:val="16"/>
+                <w:highlight w:val="darkGray"/>
+              </w:rPr>
+            </w:pPr>
+          </w:p>
+        </w:tc>
+        <w:tc>
+          <w:tcPr>
+            <w:tcW w:w="520" w:type="dxa"/>
+            <w:shd w:val="clear" w:color="auto" w:fill="767171" w:themeFill="background2" w:themeFillShade="80"/>
+          </w:tcPr>
+          <w:p>
+            <w:pPr>
+              <w:spacing w:line="360" w:lineRule="auto"/>
+              <w:jc w:val="both"/>
+              <w:rPr>
+                <w:b/>
+                <w:sz w:val="16"/>
+                <w:szCs w:val="16"/>
+                <w:highlight w:val="darkGray"/>
+              </w:rPr>
+            </w:pPr>
+          </w:p>
+        </w:tc>
+        <w:tc>
+          <w:tcPr>
+            <w:tcW w:w="520" w:type="dxa"/>
+            <w:shd w:val="clear" w:color="auto" w:fill="767171" w:themeFill="background2" w:themeFillShade="80"/>
+          </w:tcPr>
+          <w:p>
+            <w:pPr>
+              <w:spacing w:line="360" w:lineRule="auto"/>
+              <w:jc w:val="both"/>
+              <w:rPr>
+                <w:b/>
+                <w:sz w:val="16"/>
+                <w:szCs w:val="16"/>
+                <w:highlight w:val="darkGray"/>
+              </w:rPr>
+            </w:pPr>
+          </w:p>
+        </w:tc>
+        <w:tc>
+          <w:tcPr>
+            <w:tcW w:w="520" w:type="dxa"/>
+            <w:shd w:val="clear" w:color="auto" w:fill="767171" w:themeFill="background2" w:themeFillShade="80"/>
+          </w:tcPr>
+          <w:p>
+            <w:pPr>
+              <w:spacing w:line="360" w:lineRule="auto"/>
+              <w:jc w:val="both"/>
+              <w:rPr>
+                <w:b/>
+                <w:sz w:val="16"/>
+                <w:szCs w:val="16"/>
+                <w:highlight w:val="darkGray"/>
+              </w:rPr>
+            </w:pPr>
+          </w:p>
+        </w:tc>
+        <w:tc>
+          <w:tcPr>
+            <w:tcW w:w="520" w:type="dxa"/>
+            <w:shd w:val="clear" w:color="auto" w:fill="767171" w:themeFill="background2" w:themeFillShade="80"/>
+          </w:tcPr>
+          <w:p>
+            <w:pPr>
+              <w:spacing w:line="360" w:lineRule="auto"/>
+              <w:jc w:val="both"/>
+              <w:rPr>
+                <w:b/>
+                <w:sz w:val="16"/>
+                <w:szCs w:val="16"/>
+                <w:highlight w:val="darkGray"/>
+              </w:rPr>
+            </w:pPr>
+          </w:p>
+        </w:tc>
+        <w:tc>
+          <w:tcPr>
+            <w:tcW w:w="520" w:type="dxa"/>
+            <w:shd w:val="clear" w:color="auto" w:fill="767171" w:themeFill="background2" w:themeFillShade="80"/>
+          </w:tcPr>
+          <w:p>
+            <w:pPr>
+              <w:spacing w:line="360" w:lineRule="auto"/>
+              <w:jc w:val="both"/>
+              <w:rPr>
+                <w:b/>
+                <w:sz w:val="16"/>
+                <w:szCs w:val="16"/>
+                <w:highlight w:val="darkGray"/>
+              </w:rPr>
+            </w:pPr>
+          </w:p>
+        </w:tc>
+        <w:tc>
+          <w:tcPr>
+            <w:tcW w:w="521" w:type="dxa"/>
+            <w:shd w:val="clear" w:color="auto" w:fill="767171" w:themeFill="background2" w:themeFillShade="80"/>
+          </w:tcPr>
+          <w:p>
+            <w:pPr>
+              <w:spacing w:line="360" w:lineRule="auto"/>
+              <w:jc w:val="both"/>
+              <w:rPr>
+                <w:b/>
+                <w:sz w:val="16"/>
+                <w:szCs w:val="16"/>
+                <w:highlight w:val="darkGray"/>
+              </w:rPr>
+            </w:pPr>
+          </w:p>
+        </w:tc>
+        <w:tc>
+          <w:tcPr>
+            <w:tcW w:w="521" w:type="dxa"/>
+            <w:shd w:val="clear" w:color="auto" w:fill="767171" w:themeFill="background2" w:themeFillShade="80"/>
+          </w:tcPr>
+          <w:p>
+            <w:pPr>
+              <w:spacing w:line="360" w:lineRule="auto"/>
+              <w:jc w:val="both"/>
+              <w:rPr>
+                <w:b/>
+                <w:sz w:val="16"/>
+                <w:szCs w:val="16"/>
+                <w:highlight w:val="darkGray"/>
+              </w:rPr>
+            </w:pPr>
+          </w:p>
+        </w:tc>
+        <w:tc>
+          <w:tcPr>
+            <w:tcW w:w="521" w:type="dxa"/>
+            <w:shd w:val="clear" w:color="auto" w:fill="767171" w:themeFill="background2" w:themeFillShade="80"/>
+          </w:tcPr>
+          <w:p>
+            <w:pPr>
+              <w:spacing w:line="360" w:lineRule="auto"/>
+              <w:jc w:val="both"/>
+              <w:rPr>
+                <w:b/>
+                <w:sz w:val="16"/>
+                <w:szCs w:val="16"/>
+                <w:highlight w:val="darkGray"/>
+              </w:rPr>
+            </w:pPr>
+          </w:p>
+        </w:tc>
+        <w:tc>
+          <w:tcPr>
+            <w:tcW w:w="523" w:type="dxa"/>
+            <w:shd w:val="clear" w:color="auto" w:fill="767171" w:themeFill="background2" w:themeFillShade="80"/>
+          </w:tcPr>
+          <w:p>
+            <w:pPr>
+              <w:spacing w:line="360" w:lineRule="auto"/>
+              <w:jc w:val="both"/>
+              <w:rPr>
+                <w:b/>
+                <w:sz w:val="16"/>
+                <w:szCs w:val="16"/>
+                <w:highlight w:val="darkGray"/>
+              </w:rPr>
+            </w:pPr>
+          </w:p>
+        </w:tc>
+        <w:tc>
+          <w:tcPr>
+            <w:tcW w:w="523" w:type="dxa"/>
+            <w:shd w:val="clear" w:color="auto" w:fill="767171" w:themeFill="background2" w:themeFillShade="80"/>
+          </w:tcPr>
+          <w:p>
+            <w:pPr>
+              <w:spacing w:line="360" w:lineRule="auto"/>
+              <w:jc w:val="both"/>
+              <w:rPr>
+                <w:b/>
+                <w:sz w:val="16"/>
+                <w:szCs w:val="16"/>
+                <w:highlight w:val="darkGray"/>
+              </w:rPr>
+            </w:pPr>
+          </w:p>
+        </w:tc>
+        <w:tc>
+          <w:tcPr>
+            <w:tcW w:w="523" w:type="dxa"/>
+            <w:shd w:val="clear" w:color="auto" w:fill="767171" w:themeFill="background2" w:themeFillShade="80"/>
+          </w:tcPr>
+          <w:p>
+            <w:pPr>
+              <w:spacing w:line="360" w:lineRule="auto"/>
+              <w:jc w:val="both"/>
+              <w:rPr>
+                <w:b/>
+                <w:sz w:val="16"/>
+                <w:szCs w:val="16"/>
+                <w:highlight w:val="darkGray"/>
+              </w:rPr>
+            </w:pPr>
+          </w:p>
+        </w:tc>
+        <w:tc>
+          <w:tcPr>
+            <w:tcW w:w="523" w:type="dxa"/>
+            <w:gridSpan w:val="2"/>
+            <w:shd w:val="clear" w:color="auto" w:fill="767171" w:themeFill="background2" w:themeFillShade="80"/>
+          </w:tcPr>
+          <w:p>
+            <w:pPr>
+              <w:spacing w:line="360" w:lineRule="auto"/>
+              <w:jc w:val="both"/>
+              <w:rPr>
+                <w:b/>
+                <w:sz w:val="16"/>
+                <w:szCs w:val="16"/>
+                <w:highlight w:val="darkGray"/>
+              </w:rPr>
+            </w:pPr>
+          </w:p>
+        </w:tc>
+        <w:tc>
+          <w:tcPr>
+            <w:tcW w:w="523" w:type="dxa"/>
+            <w:shd w:val="clear" w:color="auto" w:fill="767171" w:themeFill="background2" w:themeFillShade="80"/>
+          </w:tcPr>
+          <w:p>
+            <w:pPr>
+              <w:spacing w:line="360" w:lineRule="auto"/>
+              <w:jc w:val="both"/>
+              <w:rPr>
+                <w:b/>
+                <w:sz w:val="16"/>
+                <w:szCs w:val="16"/>
+                <w:highlight w:val="darkGray"/>
+              </w:rPr>
+            </w:pPr>
+          </w:p>
+        </w:tc>
+        <w:tc>
+          <w:tcPr>
+            <w:tcW w:w="523" w:type="dxa"/>
+            <w:shd w:val="clear" w:color="auto" w:fill="767171" w:themeFill="background2" w:themeFillShade="80"/>
+          </w:tcPr>
+          <w:p>
+            <w:pPr>
+              <w:spacing w:line="360" w:lineRule="auto"/>
+              <w:jc w:val="both"/>
+              <w:rPr>
+                <w:b/>
+                <w:sz w:val="16"/>
+                <w:szCs w:val="16"/>
+                <w:highlight w:val="darkGray"/>
+              </w:rPr>
+            </w:pPr>
+          </w:p>
+        </w:tc>
+      </w:tr>
+      <w:tr>
+        <w:trPr>
+          <w:gridAfter w:val="1"/>
+          <w:wAfter w:w="10" w:type="dxa"/>
+          <w:trHeight w:val="294"/>
+        </w:trPr>
+        <w:tc>
+          <w:tcPr>
+            <w:tcW w:w="1399" w:type="dxa"/>
             <w:hideMark/>
           </w:tcPr>
           <w:p>
@@ -12597,6 +13448,7 @@
                 <w:szCs w:val="20"/>
                 <w:lang w:eastAsia="es-CL"/>
               </w:rPr>
+              <w:lastRenderedPageBreak/>
               <w:t>Comparación histórica y trazabilidad</w:t>
             </w:r>
           </w:p>
@@ -14257,7 +15109,6 @@
                 <w:szCs w:val="20"/>
                 <w:lang w:eastAsia="es-CL"/>
               </w:rPr>
-              <w:lastRenderedPageBreak/>
               <w:t>Pruebas funcionales y de integración</w:t>
             </w:r>
           </w:p>
@@ -15214,7 +16065,7 @@
       </w:pPr>
     </w:p>
     <w:sectPr>
-      <w:headerReference w:type="default" r:id="rId10"/>
+      <w:headerReference w:type="default" r:id="rId11"/>
       <w:pgSz w:w="11906" w:h="16838"/>
       <w:pgMar w:top="1417" w:right="1701" w:bottom="1417" w:left="1701" w:header="708" w:footer="708" w:gutter="0"/>
       <w:cols w:space="708"/>
@@ -15225,7 +16076,7 @@
 </file>
 
 <file path=word/endnotes.xml><?xml version="1.0" encoding="utf-8"?>
-<w:endnotes xmlns:wpc="http://schemas.microsoft.com/office/word/2010/wordprocessingCanvas" xmlns:cx="http://schemas.microsoft.com/office/drawing/2014/chartex" xmlns:cx1="http://schemas.microsoft.com/office/drawing/2015/9/8/chartex" xmlns:cx2="http://schemas.microsoft.com/office/drawing/2015/10/21/chartex" xmlns:cx3="http://schemas.microsoft.com/office/drawing/2016/5/9/chartex" xmlns:cx4="http://schemas.microsoft.com/office/drawing/2016/5/10/chartex" xmlns:cx5="http://schemas.microsoft.com/office/drawing/2016/5/11/chartex" xmlns:cx6="http://schemas.microsoft.com/office/drawing/2016/5/12/chartex" xmlns:cx7="http://schemas.microsoft.com/office/drawing/2016/5/13/chartex" xmlns:cx8="http://schemas.microsoft.com/office/drawing/2016/5/14/chartex" xmlns:mc="http://schemas.openxmlformats.org/markup-compatibility/2006" xmlns:aink="http://schemas.microsoft.com/office/drawing/2016/ink" xmlns:am3d="http://schemas.microsoft.com/office/drawing/2017/model3d" xmlns:o="urn:schemas-microsoft-com:office:office" xmlns:oel="http://schemas.microsoft.com/office/2019/extlst" xmlns:r="http://schemas.openxmlformats.org/officeDocument/2006/relationships" xmlns:m="http://schemas.openxmlformats.org/officeDocument/2006/math" xmlns:v="urn:schemas-microsoft-com:vml" xmlns:wp14="http://schemas.microsoft.com/office/word/2010/wordprocessingDrawing" xmlns:wp="http://schemas.openxmlformats.org/drawingml/2006/wordprocessingDrawing" xmlns:w10="urn:schemas-microsoft-com:office:word" xmlns:w="http://schemas.openxmlformats.org/wordprocessingml/2006/main" xmlns:w14="http://schemas.microsoft.com/office/word/2010/wordml" xmlns:w15="http://schemas.microsoft.com/office/word/2012/wordml" xmlns:w16cex="http://schemas.microsoft.com/office/word/2018/wordml/cex" xmlns:w16cid="http://schemas.microsoft.com/office/word/2016/wordml/cid" xmlns:w16="http://schemas.microsoft.com/office/word/2018/wordml" xmlns:w16du="http://schemas.microsoft.com/office/word/2023/wordml/word16du" xmlns:w16sdtdh="http://schemas.microsoft.com/office/word/2020/wordml/sdtdatahash" xmlns:w16sdtfl="http://schemas.microsoft.com/office/word/2024/wordml/sdtformatlock" xmlns:w16se="http://schemas.microsoft.com/office/word/2015/wordml/symex" xmlns:wpg="http://schemas.microsoft.com/office/word/2010/wordprocessingGroup" xmlns:wpi="http://schemas.microsoft.com/office/word/2010/wordprocessingInk" xmlns:wne="http://schemas.microsoft.com/office/word/2006/wordml" xmlns:wps="http://schemas.microsoft.com/office/word/2010/wordprocessingShape" mc:Ignorable="w14 w15 w16se w16cid w16 w16cex w16sdtdh w16sdtfl w16du wp14">
+<w:endnotes xmlns:wpc="http://schemas.microsoft.com/office/word/2010/wordprocessingCanvas" xmlns:cx="http://schemas.microsoft.com/office/drawing/2014/chartex" xmlns:cx1="http://schemas.microsoft.com/office/drawing/2015/9/8/chartex" xmlns:cx2="http://schemas.microsoft.com/office/drawing/2015/10/21/chartex" xmlns:cx3="http://schemas.microsoft.com/office/drawing/2016/5/9/chartex" xmlns:cx4="http://schemas.microsoft.com/office/drawing/2016/5/10/chartex" xmlns:cx5="http://schemas.microsoft.com/office/drawing/2016/5/11/chartex" xmlns:cx6="http://schemas.microsoft.com/office/drawing/2016/5/12/chartex" xmlns:cx7="http://schemas.microsoft.com/office/drawing/2016/5/13/chartex" xmlns:cx8="http://schemas.microsoft.com/office/drawing/2016/5/14/chartex" xmlns:mc="http://schemas.openxmlformats.org/markup-compatibility/2006" xmlns:aink="http://schemas.microsoft.com/office/drawing/2016/ink" xmlns:am3d="http://schemas.microsoft.com/office/drawing/2017/model3d" xmlns:o="urn:schemas-microsoft-com:office:office" xmlns:oel="http://schemas.microsoft.com/office/2019/extlst" xmlns:r="http://schemas.openxmlformats.org/officeDocument/2006/relationships" xmlns:m="http://schemas.openxmlformats.org/officeDocument/2006/math" xmlns:v="urn:schemas-microsoft-com:vml" xmlns:wp14="http://schemas.microsoft.com/office/word/2010/wordprocessingDrawing" xmlns:wp="http://schemas.openxmlformats.org/drawingml/2006/wordprocessingDrawing" xmlns:w10="urn:schemas-microsoft-com:office:word" xmlns:w="http://schemas.openxmlformats.org/wordprocessingml/2006/main" xmlns:w14="http://schemas.microsoft.com/office/word/2010/wordml" xmlns:w15="http://schemas.microsoft.com/office/word/2012/wordml" xmlns:w16cex="http://schemas.microsoft.com/office/word/2018/wordml/cex" xmlns:w16cid="http://schemas.microsoft.com/office/word/2016/wordml/cid" xmlns:w16="http://schemas.microsoft.com/office/word/2018/wordml" xmlns:w16du="http://schemas.microsoft.com/office/word/2023/wordml/word16du" xmlns:w16sdtdh="http://schemas.microsoft.com/office/word/2020/wordml/sdtdatahash" xmlns:w16se="http://schemas.microsoft.com/office/word/2015/wordml/symex" xmlns:wpg="http://schemas.microsoft.com/office/word/2010/wordprocessingGroup" xmlns:wpi="http://schemas.microsoft.com/office/word/2010/wordprocessingInk" xmlns:wne="http://schemas.microsoft.com/office/word/2006/wordml" xmlns:wps="http://schemas.microsoft.com/office/word/2010/wordprocessingShape" mc:Ignorable="w14 w15 w16se w16cid w16 w16cex w16sdtdh w16du wp14">
   <w:endnote w:type="separator" w:id="-1">
     <w:p>
       <w:pPr>
@@ -15250,7 +16101,7 @@
 </file>
 
 <file path=word/footnotes.xml><?xml version="1.0" encoding="utf-8"?>
-<w:footnotes xmlns:wpc="http://schemas.microsoft.com/office/word/2010/wordprocessingCanvas" xmlns:cx="http://schemas.microsoft.com/office/drawing/2014/chartex" xmlns:cx1="http://schemas.microsoft.com/office/drawing/2015/9/8/chartex" xmlns:cx2="http://schemas.microsoft.com/office/drawing/2015/10/21/chartex" xmlns:cx3="http://schemas.microsoft.com/office/drawing/2016/5/9/chartex" xmlns:cx4="http://schemas.microsoft.com/office/drawing/2016/5/10/chartex" xmlns:cx5="http://schemas.microsoft.com/office/drawing/2016/5/11/chartex" xmlns:cx6="http://schemas.microsoft.com/office/drawing/2016/5/12/chartex" xmlns:cx7="http://schemas.microsoft.com/office/drawing/2016/5/13/chartex" xmlns:cx8="http://schemas.microsoft.com/office/drawing/2016/5/14/chartex" xmlns:mc="http://schemas.openxmlformats.org/markup-compatibility/2006" xmlns:aink="http://schemas.microsoft.com/office/drawing/2016/ink" xmlns:am3d="http://schemas.microsoft.com/office/drawing/2017/model3d" xmlns:o="urn:schemas-microsoft-com:office:office" xmlns:oel="http://schemas.microsoft.com/office/2019/extlst" xmlns:r="http://schemas.openxmlformats.org/officeDocument/2006/relationships" xmlns:m="http://schemas.openxmlformats.org/officeDocument/2006/math" xmlns:v="urn:schemas-microsoft-com:vml" xmlns:wp14="http://schemas.microsoft.com/office/word/2010/wordprocessingDrawing" xmlns:wp="http://schemas.openxmlformats.org/drawingml/2006/wordprocessingDrawing" xmlns:w10="urn:schemas-microsoft-com:office:word" xmlns:w="http://schemas.openxmlformats.org/wordprocessingml/2006/main" xmlns:w14="http://schemas.microsoft.com/office/word/2010/wordml" xmlns:w15="http://schemas.microsoft.com/office/word/2012/wordml" xmlns:w16cex="http://schemas.microsoft.com/office/word/2018/wordml/cex" xmlns:w16cid="http://schemas.microsoft.com/office/word/2016/wordml/cid" xmlns:w16="http://schemas.microsoft.com/office/word/2018/wordml" xmlns:w16du="http://schemas.microsoft.com/office/word/2023/wordml/word16du" xmlns:w16sdtdh="http://schemas.microsoft.com/office/word/2020/wordml/sdtdatahash" xmlns:w16sdtfl="http://schemas.microsoft.com/office/word/2024/wordml/sdtformatlock" xmlns:w16se="http://schemas.microsoft.com/office/word/2015/wordml/symex" xmlns:wpg="http://schemas.microsoft.com/office/word/2010/wordprocessingGroup" xmlns:wpi="http://schemas.microsoft.com/office/word/2010/wordprocessingInk" xmlns:wne="http://schemas.microsoft.com/office/word/2006/wordml" xmlns:wps="http://schemas.microsoft.com/office/word/2010/wordprocessingShape" mc:Ignorable="w14 w15 w16se w16cid w16 w16cex w16sdtdh w16sdtfl w16du wp14">
+<w:footnotes xmlns:wpc="http://schemas.microsoft.com/office/word/2010/wordprocessingCanvas" xmlns:cx="http://schemas.microsoft.com/office/drawing/2014/chartex" xmlns:cx1="http://schemas.microsoft.com/office/drawing/2015/9/8/chartex" xmlns:cx2="http://schemas.microsoft.com/office/drawing/2015/10/21/chartex" xmlns:cx3="http://schemas.microsoft.com/office/drawing/2016/5/9/chartex" xmlns:cx4="http://schemas.microsoft.com/office/drawing/2016/5/10/chartex" xmlns:cx5="http://schemas.microsoft.com/office/drawing/2016/5/11/chartex" xmlns:cx6="http://schemas.microsoft.com/office/drawing/2016/5/12/chartex" xmlns:cx7="http://schemas.microsoft.com/office/drawing/2016/5/13/chartex" xmlns:cx8="http://schemas.microsoft.com/office/drawing/2016/5/14/chartex" xmlns:mc="http://schemas.openxmlformats.org/markup-compatibility/2006" xmlns:aink="http://schemas.microsoft.com/office/drawing/2016/ink" xmlns:am3d="http://schemas.microsoft.com/office/drawing/2017/model3d" xmlns:o="urn:schemas-microsoft-com:office:office" xmlns:oel="http://schemas.microsoft.com/office/2019/extlst" xmlns:r="http://schemas.openxmlformats.org/officeDocument/2006/relationships" xmlns:m="http://schemas.openxmlformats.org/officeDocument/2006/math" xmlns:v="urn:schemas-microsoft-com:vml" xmlns:wp14="http://schemas.microsoft.com/office/word/2010/wordprocessingDrawing" xmlns:wp="http://schemas.openxmlformats.org/drawingml/2006/wordprocessingDrawing" xmlns:w10="urn:schemas-microsoft-com:office:word" xmlns:w="http://schemas.openxmlformats.org/wordprocessingml/2006/main" xmlns:w14="http://schemas.microsoft.com/office/word/2010/wordml" xmlns:w15="http://schemas.microsoft.com/office/word/2012/wordml" xmlns:w16cex="http://schemas.microsoft.com/office/word/2018/wordml/cex" xmlns:w16cid="http://schemas.microsoft.com/office/word/2016/wordml/cid" xmlns:w16="http://schemas.microsoft.com/office/word/2018/wordml" xmlns:w16du="http://schemas.microsoft.com/office/word/2023/wordml/word16du" xmlns:w16sdtdh="http://schemas.microsoft.com/office/word/2020/wordml/sdtdatahash" xmlns:w16se="http://schemas.microsoft.com/office/word/2015/wordml/symex" xmlns:wpg="http://schemas.microsoft.com/office/word/2010/wordprocessingGroup" xmlns:wpi="http://schemas.microsoft.com/office/word/2010/wordprocessingInk" xmlns:wne="http://schemas.microsoft.com/office/word/2006/wordml" xmlns:wps="http://schemas.microsoft.com/office/word/2010/wordprocessingShape" mc:Ignorable="w14 w15 w16se w16cid w16 w16cex w16sdtdh w16du wp14">
   <w:footnote w:type="separator" w:id="-1">
     <w:p>
       <w:pPr>
@@ -15330,7 +16181,7 @@
 </file>
 
 <file path=word/header1.xml><?xml version="1.0" encoding="utf-8"?>
-<w:hdr xmlns:wpc="http://schemas.microsoft.com/office/word/2010/wordprocessingCanvas" xmlns:cx="http://schemas.microsoft.com/office/drawing/2014/chartex" xmlns:cx1="http://schemas.microsoft.com/office/drawing/2015/9/8/chartex" xmlns:cx2="http://schemas.microsoft.com/office/drawing/2015/10/21/chartex" xmlns:cx3="http://schemas.microsoft.com/office/drawing/2016/5/9/chartex" xmlns:cx4="http://schemas.microsoft.com/office/drawing/2016/5/10/chartex" xmlns:cx5="http://schemas.microsoft.com/office/drawing/2016/5/11/chartex" xmlns:cx6="http://schemas.microsoft.com/office/drawing/2016/5/12/chartex" xmlns:cx7="http://schemas.microsoft.com/office/drawing/2016/5/13/chartex" xmlns:cx8="http://schemas.microsoft.com/office/drawing/2016/5/14/chartex" xmlns:mc="http://schemas.openxmlformats.org/markup-compatibility/2006" xmlns:aink="http://schemas.microsoft.com/office/drawing/2016/ink" xmlns:am3d="http://schemas.microsoft.com/office/drawing/2017/model3d" xmlns:o="urn:schemas-microsoft-com:office:office" xmlns:oel="http://schemas.microsoft.com/office/2019/extlst" xmlns:r="http://schemas.openxmlformats.org/officeDocument/2006/relationships" xmlns:m="http://schemas.openxmlformats.org/officeDocument/2006/math" xmlns:v="urn:schemas-microsoft-com:vml" xmlns:wp14="http://schemas.microsoft.com/office/word/2010/wordprocessingDrawing" xmlns:wp="http://schemas.openxmlformats.org/drawingml/2006/wordprocessingDrawing" xmlns:w10="urn:schemas-microsoft-com:office:word" xmlns:w="http://schemas.openxmlformats.org/wordprocessingml/2006/main" xmlns:w14="http://schemas.microsoft.com/office/word/2010/wordml" xmlns:w15="http://schemas.microsoft.com/office/word/2012/wordml" xmlns:w16cex="http://schemas.microsoft.com/office/word/2018/wordml/cex" xmlns:w16cid="http://schemas.microsoft.com/office/word/2016/wordml/cid" xmlns:w16="http://schemas.microsoft.com/office/word/2018/wordml" xmlns:w16du="http://schemas.microsoft.com/office/word/2023/wordml/word16du" xmlns:w16sdtdh="http://schemas.microsoft.com/office/word/2020/wordml/sdtdatahash" xmlns:w16sdtfl="http://schemas.microsoft.com/office/word/2024/wordml/sdtformatlock" xmlns:w16se="http://schemas.microsoft.com/office/word/2015/wordml/symex" xmlns:wpg="http://schemas.microsoft.com/office/word/2010/wordprocessingGroup" xmlns:wpi="http://schemas.microsoft.com/office/word/2010/wordprocessingInk" xmlns:wne="http://schemas.microsoft.com/office/word/2006/wordml" xmlns:wps="http://schemas.microsoft.com/office/word/2010/wordprocessingShape" mc:Ignorable="w14 w15 w16se w16cid w16 w16cex w16sdtdh w16sdtfl w16du wp14">
+<w:hdr xmlns:wpc="http://schemas.microsoft.com/office/word/2010/wordprocessingCanvas" xmlns:cx="http://schemas.microsoft.com/office/drawing/2014/chartex" xmlns:cx1="http://schemas.microsoft.com/office/drawing/2015/9/8/chartex" xmlns:cx2="http://schemas.microsoft.com/office/drawing/2015/10/21/chartex" xmlns:cx3="http://schemas.microsoft.com/office/drawing/2016/5/9/chartex" xmlns:cx4="http://schemas.microsoft.com/office/drawing/2016/5/10/chartex" xmlns:cx5="http://schemas.microsoft.com/office/drawing/2016/5/11/chartex" xmlns:cx6="http://schemas.microsoft.com/office/drawing/2016/5/12/chartex" xmlns:cx7="http://schemas.microsoft.com/office/drawing/2016/5/13/chartex" xmlns:cx8="http://schemas.microsoft.com/office/drawing/2016/5/14/chartex" xmlns:mc="http://schemas.openxmlformats.org/markup-compatibility/2006" xmlns:aink="http://schemas.microsoft.com/office/drawing/2016/ink" xmlns:am3d="http://schemas.microsoft.com/office/drawing/2017/model3d" xmlns:o="urn:schemas-microsoft-com:office:office" xmlns:oel="http://schemas.microsoft.com/office/2019/extlst" xmlns:r="http://schemas.openxmlformats.org/officeDocument/2006/relationships" xmlns:m="http://schemas.openxmlformats.org/officeDocument/2006/math" xmlns:v="urn:schemas-microsoft-com:vml" xmlns:wp14="http://schemas.microsoft.com/office/word/2010/wordprocessingDrawing" xmlns:wp="http://schemas.openxmlformats.org/drawingml/2006/wordprocessingDrawing" xmlns:w10="urn:schemas-microsoft-com:office:word" xmlns:w="http://schemas.openxmlformats.org/wordprocessingml/2006/main" xmlns:w14="http://schemas.microsoft.com/office/word/2010/wordml" xmlns:w15="http://schemas.microsoft.com/office/word/2012/wordml" xmlns:w16cex="http://schemas.microsoft.com/office/word/2018/wordml/cex" xmlns:w16cid="http://schemas.microsoft.com/office/word/2016/wordml/cid" xmlns:w16="http://schemas.microsoft.com/office/word/2018/wordml" xmlns:w16du="http://schemas.microsoft.com/office/word/2023/wordml/word16du" xmlns:w16sdtdh="http://schemas.microsoft.com/office/word/2020/wordml/sdtdatahash" xmlns:w16se="http://schemas.microsoft.com/office/word/2015/wordml/symex" xmlns:wpg="http://schemas.microsoft.com/office/word/2010/wordprocessingGroup" xmlns:wpi="http://schemas.microsoft.com/office/word/2010/wordprocessingInk" xmlns:wne="http://schemas.microsoft.com/office/word/2006/wordml" xmlns:wps="http://schemas.microsoft.com/office/word/2010/wordprocessingShape" mc:Ignorable="w14 w15 w16se w16cid w16 w16cex w16sdtdh w16du wp14">
   <w:tbl>
     <w:tblPr>
       <w:tblStyle w:val="Tablaconcuadrcula1"/>
@@ -15515,7 +16366,7 @@
 </file>
 
 <file path=word/numbering.xml><?xml version="1.0" encoding="utf-8"?>
-<w:numbering xmlns:wpc="http://schemas.microsoft.com/office/word/2010/wordprocessingCanvas" xmlns:cx="http://schemas.microsoft.com/office/drawing/2014/chartex" xmlns:cx1="http://schemas.microsoft.com/office/drawing/2015/9/8/chartex" xmlns:cx2="http://schemas.microsoft.com/office/drawing/2015/10/21/chartex" xmlns:cx3="http://schemas.microsoft.com/office/drawing/2016/5/9/chartex" xmlns:cx4="http://schemas.microsoft.com/office/drawing/2016/5/10/chartex" xmlns:cx5="http://schemas.microsoft.com/office/drawing/2016/5/11/chartex" xmlns:cx6="http://schemas.microsoft.com/office/drawing/2016/5/12/chartex" xmlns:cx7="http://schemas.microsoft.com/office/drawing/2016/5/13/chartex" xmlns:cx8="http://schemas.microsoft.com/office/drawing/2016/5/14/chartex" xmlns:mc="http://schemas.openxmlformats.org/markup-compatibility/2006" xmlns:aink="http://schemas.microsoft.com/office/drawing/2016/ink" xmlns:am3d="http://schemas.microsoft.com/office/drawing/2017/model3d" xmlns:o="urn:schemas-microsoft-com:office:office" xmlns:oel="http://schemas.microsoft.com/office/2019/extlst" xmlns:r="http://schemas.openxmlformats.org/officeDocument/2006/relationships" xmlns:m="http://schemas.openxmlformats.org/officeDocument/2006/math" xmlns:v="urn:schemas-microsoft-com:vml" xmlns:wp14="http://schemas.microsoft.com/office/word/2010/wordprocessingDrawing" xmlns:wp="http://schemas.openxmlformats.org/drawingml/2006/wordprocessingDrawing" xmlns:w10="urn:schemas-microsoft-com:office:word" xmlns:w="http://schemas.openxmlformats.org/wordprocessingml/2006/main" xmlns:w14="http://schemas.microsoft.com/office/word/2010/wordml" xmlns:w15="http://schemas.microsoft.com/office/word/2012/wordml" xmlns:w16cex="http://schemas.microsoft.com/office/word/2018/wordml/cex" xmlns:w16cid="http://schemas.microsoft.com/office/word/2016/wordml/cid" xmlns:w16="http://schemas.microsoft.com/office/word/2018/wordml" xmlns:w16du="http://schemas.microsoft.com/office/word/2023/wordml/word16du" xmlns:w16sdtdh="http://schemas.microsoft.com/office/word/2020/wordml/sdtdatahash" xmlns:w16sdtfl="http://schemas.microsoft.com/office/word/2024/wordml/sdtformatlock" xmlns:w16se="http://schemas.microsoft.com/office/word/2015/wordml/symex" xmlns:wpg="http://schemas.microsoft.com/office/word/2010/wordprocessingGroup" xmlns:wpi="http://schemas.microsoft.com/office/word/2010/wordprocessingInk" xmlns:wne="http://schemas.microsoft.com/office/word/2006/wordml" xmlns:wps="http://schemas.microsoft.com/office/word/2010/wordprocessingShape" mc:Ignorable="w14 w15 w16se w16cid w16 w16cex w16sdtdh w16sdtfl w16du wp14">
+<w:numbering xmlns:wpc="http://schemas.microsoft.com/office/word/2010/wordprocessingCanvas" xmlns:cx="http://schemas.microsoft.com/office/drawing/2014/chartex" xmlns:cx1="http://schemas.microsoft.com/office/drawing/2015/9/8/chartex" xmlns:cx2="http://schemas.microsoft.com/office/drawing/2015/10/21/chartex" xmlns:cx3="http://schemas.microsoft.com/office/drawing/2016/5/9/chartex" xmlns:cx4="http://schemas.microsoft.com/office/drawing/2016/5/10/chartex" xmlns:cx5="http://schemas.microsoft.com/office/drawing/2016/5/11/chartex" xmlns:cx6="http://schemas.microsoft.com/office/drawing/2016/5/12/chartex" xmlns:cx7="http://schemas.microsoft.com/office/drawing/2016/5/13/chartex" xmlns:cx8="http://schemas.microsoft.com/office/drawing/2016/5/14/chartex" xmlns:mc="http://schemas.openxmlformats.org/markup-compatibility/2006" xmlns:aink="http://schemas.microsoft.com/office/drawing/2016/ink" xmlns:am3d="http://schemas.microsoft.com/office/drawing/2017/model3d" xmlns:o="urn:schemas-microsoft-com:office:office" xmlns:oel="http://schemas.microsoft.com/office/2019/extlst" xmlns:r="http://schemas.openxmlformats.org/officeDocument/2006/relationships" xmlns:m="http://schemas.openxmlformats.org/officeDocument/2006/math" xmlns:v="urn:schemas-microsoft-com:vml" xmlns:wp14="http://schemas.microsoft.com/office/word/2010/wordprocessingDrawing" xmlns:wp="http://schemas.openxmlformats.org/drawingml/2006/wordprocessingDrawing" xmlns:w10="urn:schemas-microsoft-com:office:word" xmlns:w="http://schemas.openxmlformats.org/wordprocessingml/2006/main" xmlns:w14="http://schemas.microsoft.com/office/word/2010/wordml" xmlns:w15="http://schemas.microsoft.com/office/word/2012/wordml" xmlns:w16cex="http://schemas.microsoft.com/office/word/2018/wordml/cex" xmlns:w16cid="http://schemas.microsoft.com/office/word/2016/wordml/cid" xmlns:w16="http://schemas.microsoft.com/office/word/2018/wordml" xmlns:w16du="http://schemas.microsoft.com/office/word/2023/wordml/word16du" xmlns:w16sdtdh="http://schemas.microsoft.com/office/word/2020/wordml/sdtdatahash" xmlns:w16se="http://schemas.microsoft.com/office/word/2015/wordml/symex" xmlns:wpg="http://schemas.microsoft.com/office/word/2010/wordprocessingGroup" xmlns:wpi="http://schemas.microsoft.com/office/word/2010/wordprocessingInk" xmlns:wne="http://schemas.microsoft.com/office/word/2006/wordml" xmlns:wps="http://schemas.microsoft.com/office/word/2010/wordprocessingShape" mc:Ignorable="w14 w15 w16se w16cid w16 w16cex w16sdtdh w16du wp14">
   <w:abstractNum w:abstractNumId="0" w15:restartNumberingAfterBreak="0">
     <w:nsid w:val="129E5F86"/>
     <w:multiLevelType w:val="hybridMultilevel"/>
@@ -16250,7 +17101,7 @@
 </file>
 
 <file path=word/styles.xml><?xml version="1.0" encoding="utf-8"?>
-<w:styles xmlns:mc="http://schemas.openxmlformats.org/markup-compatibility/2006" xmlns:r="http://schemas.openxmlformats.org/officeDocument/2006/relationships" xmlns:w="http://schemas.openxmlformats.org/wordprocessingml/2006/main" xmlns:w14="http://schemas.microsoft.com/office/word/2010/wordml" xmlns:w15="http://schemas.microsoft.com/office/word/2012/wordml" xmlns:w16cex="http://schemas.microsoft.com/office/word/2018/wordml/cex" xmlns:w16cid="http://schemas.microsoft.com/office/word/2016/wordml/cid" xmlns:w16="http://schemas.microsoft.com/office/word/2018/wordml" xmlns:w16du="http://schemas.microsoft.com/office/word/2023/wordml/word16du" xmlns:w16sdtdh="http://schemas.microsoft.com/office/word/2020/wordml/sdtdatahash" xmlns:w16sdtfl="http://schemas.microsoft.com/office/word/2024/wordml/sdtformatlock" xmlns:w16se="http://schemas.microsoft.com/office/word/2015/wordml/symex" mc:Ignorable="w14 w15 w16se w16cid w16 w16cex w16sdtdh w16sdtfl w16du">
+<w:styles xmlns:mc="http://schemas.openxmlformats.org/markup-compatibility/2006" xmlns:r="http://schemas.openxmlformats.org/officeDocument/2006/relationships" xmlns:w="http://schemas.openxmlformats.org/wordprocessingml/2006/main" xmlns:w14="http://schemas.microsoft.com/office/word/2010/wordml" xmlns:w15="http://schemas.microsoft.com/office/word/2012/wordml" xmlns:w16cex="http://schemas.microsoft.com/office/word/2018/wordml/cex" xmlns:w16cid="http://schemas.microsoft.com/office/word/2016/wordml/cid" xmlns:w16="http://schemas.microsoft.com/office/word/2018/wordml" xmlns:w16du="http://schemas.microsoft.com/office/word/2023/wordml/word16du" xmlns:w16sdtdh="http://schemas.microsoft.com/office/word/2020/wordml/sdtdatahash" xmlns:w16se="http://schemas.microsoft.com/office/word/2015/wordml/symex" mc:Ignorable="w14 w15 w16se w16cid w16 w16cex w16sdtdh w16du">
   <w:docDefaults>
     <w:rPrDefault>
       <w:rPr>
@@ -16677,7 +17528,6 @@
   <w:style w:type="character" w:default="1" w:styleId="Fuentedeprrafopredeter">
     <w:name w:val="Default Paragraph Font"/>
     <w:uiPriority w:val="1"/>
-    <w:semiHidden/>
     <w:unhideWhenUsed/>
   </w:style>
   <w:style w:type="table" w:default="1" w:styleId="Tablanormal">
@@ -16962,7 +17812,7 @@
       <w:szCs w:val="20"/>
     </w:rPr>
   </w:style>
-  <w:style w:type="character" w:styleId="Fuerte">
+  <w:style w:type="character" w:styleId="Textoennegrita">
     <w:name w:val="Strong"/>
     <w:basedOn w:val="Fuentedeprrafopredeter"/>
     <w:uiPriority w:val="22"/>
@@ -17272,6 +18122,21 @@
 </file>
 
 <file path=customXml/item1.xml><?xml version="1.0" encoding="utf-8"?>
+<p:properties xmlns:p="http://schemas.microsoft.com/office/2006/metadata/properties" xmlns:xsi="http://www.w3.org/2001/XMLSchema-instance" xmlns:pc="http://schemas.microsoft.com/office/infopath/2007/PartnerControls">
+  <documentManagement/>
+</p:properties>
+</file>
+
+<file path=customXml/item2.xml><?xml version="1.0" encoding="utf-8"?>
+<?mso-contentType ?>
+<FormTemplates xmlns="http://schemas.microsoft.com/sharepoint/v3/contenttype/forms">
+  <Display>DocumentLibraryForm</Display>
+  <Edit>DocumentLibraryForm</Edit>
+  <New>DocumentLibraryForm</New>
+</FormTemplates>
+</file>
+
+<file path=customXml/item3.xml><?xml version="1.0" encoding="utf-8"?>
 <ct:contentTypeSchema xmlns:ct="http://schemas.microsoft.com/office/2006/metadata/contentType" xmlns:ma="http://schemas.microsoft.com/office/2006/metadata/properties/metaAttributes" ct:_="" ma:_="" ma:contentTypeName="Documento" ma:contentTypeID="0x010100E96778489EE7714D8BD12CC105EB918B" ma:contentTypeVersion="2" ma:contentTypeDescription="Crear nuevo documento." ma:contentTypeScope="" ma:versionID="416c5c7ae9b5d54d83875cd3c65194e3">
   <xsd:schema xmlns:xsd="http://www.w3.org/2001/XMLSchema" xmlns:xs="http://www.w3.org/2001/XMLSchema" xmlns:p="http://schemas.microsoft.com/office/2006/metadata/properties" xmlns:ns2="126e8a1c-9ea9-435a-ac89-d06c80d62e30" targetNamespace="http://schemas.microsoft.com/office/2006/metadata/properties" ma:root="true" ma:fieldsID="70a237c842677bd850644f8595079f5e" ns2:_="">
     <xsd:import namespace="126e8a1c-9ea9-435a-ac89-d06c80d62e30"/>
@@ -17403,22 +18268,28 @@
 </ct:contentTypeSchema>
 </file>
 
-<file path=customXml/item2.xml><?xml version="1.0" encoding="utf-8"?>
-<?mso-contentType ?>
-<FormTemplates xmlns="http://schemas.microsoft.com/sharepoint/v3/contenttype/forms">
-  <Display>DocumentLibraryForm</Display>
-  <Edit>DocumentLibraryForm</Edit>
-  <New>DocumentLibraryForm</New>
-</FormTemplates>
-</file>
-
-<file path=customXml/item3.xml><?xml version="1.0" encoding="utf-8"?>
-<p:properties xmlns:p="http://schemas.microsoft.com/office/2006/metadata/properties" xmlns:xsi="http://www.w3.org/2001/XMLSchema-instance" xmlns:pc="http://schemas.microsoft.com/office/infopath/2007/PartnerControls">
-  <documentManagement/>
-</p:properties>
+<file path=customXml/item4.xml><?xml version="1.0" encoding="utf-8"?>
+<b:Sources xmlns:b="http://schemas.openxmlformats.org/officeDocument/2006/bibliography" xmlns="http://schemas.openxmlformats.org/officeDocument/2006/bibliography" SelectedStyle="\APASixthEditionOfficeOnline.xsl" StyleName="APA" Version="6"/>
 </file>
 
 <file path=customXml/itemProps1.xml><?xml version="1.0" encoding="utf-8"?>
+<ds:datastoreItem xmlns:ds="http://schemas.openxmlformats.org/officeDocument/2006/customXml" ds:itemID="{38174882-579A-45DC-A704-C035A9357F73}">
+  <ds:schemaRefs>
+    <ds:schemaRef ds:uri="http://schemas.microsoft.com/office/2006/metadata/properties"/>
+    <ds:schemaRef ds:uri="http://schemas.microsoft.com/office/infopath/2007/PartnerControls"/>
+  </ds:schemaRefs>
+</ds:datastoreItem>
+</file>
+
+<file path=customXml/itemProps2.xml><?xml version="1.0" encoding="utf-8"?>
+<ds:datastoreItem xmlns:ds="http://schemas.openxmlformats.org/officeDocument/2006/customXml" ds:itemID="{F3E3E2F7-59E7-4722-B872-D023DC9D1CC1}">
+  <ds:schemaRefs>
+    <ds:schemaRef ds:uri="http://schemas.microsoft.com/sharepoint/v3/contenttype/forms"/>
+  </ds:schemaRefs>
+</ds:datastoreItem>
+</file>
+
+<file path=customXml/itemProps3.xml><?xml version="1.0" encoding="utf-8"?>
 <ds:datastoreItem xmlns:ds="http://schemas.openxmlformats.org/officeDocument/2006/customXml" ds:itemID="{7C9B9CFF-B258-43B4-948A-968A031773F5}">
   <ds:schemaRefs>
     <ds:schemaRef ds:uri="http://schemas.microsoft.com/office/2006/metadata/contentType"/>
@@ -17436,19 +18307,10 @@
 </ds:datastoreItem>
 </file>
 
-<file path=customXml/itemProps2.xml><?xml version="1.0" encoding="utf-8"?>
-<ds:datastoreItem xmlns:ds="http://schemas.openxmlformats.org/officeDocument/2006/customXml" ds:itemID="{F3E3E2F7-59E7-4722-B872-D023DC9D1CC1}">
+<file path=customXml/itemProps4.xml><?xml version="1.0" encoding="utf-8"?>
+<ds:datastoreItem xmlns:ds="http://schemas.openxmlformats.org/officeDocument/2006/customXml" ds:itemID="{B33CC99A-F9B4-4439-9191-AB6A5F06C727}">
   <ds:schemaRefs>
-    <ds:schemaRef ds:uri="http://schemas.microsoft.com/sharepoint/v3/contenttype/forms"/>
-  </ds:schemaRefs>
-</ds:datastoreItem>
-</file>
-
-<file path=customXml/itemProps3.xml><?xml version="1.0" encoding="utf-8"?>
-<ds:datastoreItem xmlns:ds="http://schemas.openxmlformats.org/officeDocument/2006/customXml" ds:itemID="{38174882-579A-45DC-A704-C035A9357F73}">
-  <ds:schemaRefs>
-    <ds:schemaRef ds:uri="http://schemas.microsoft.com/office/2006/metadata/properties"/>
-    <ds:schemaRef ds:uri="http://schemas.microsoft.com/office/infopath/2007/PartnerControls"/>
+    <ds:schemaRef ds:uri="http://schemas.openxmlformats.org/officeDocument/2006/bibliography"/>
   </ds:schemaRefs>
 </ds:datastoreItem>
 </file>